--- a/React - Interview prep.docx
+++ b/React - Interview prep.docx
@@ -4854,208 +4854,198 @@
     </w:p>
     <w:p>
       <w:pPr>
-        <w:pStyle w:val="ListParagraph"/>
+        <w:rPr>
+          <w:rFonts w:ascii="Times New Roman" w:hAnsi="Times New Roman" w:cs="Times New Roman"/>
+          <w:kern w:val="0"/>
+          <w:sz w:val="24"/>
+          <w:szCs w:val="24"/>
+          <w14:ligatures w14:val="none"/>
+        </w:rPr>
+      </w:pPr>
+      <w:proofErr w:type="spellStart"/>
+      <w:r>
+        <w:rPr>
+          <w:rFonts w:ascii="Times New Roman" w:hAnsi="Times New Roman" w:cs="Times New Roman"/>
+          <w:kern w:val="0"/>
+          <w:sz w:val="24"/>
+          <w:szCs w:val="24"/>
+          <w14:ligatures w14:val="none"/>
+        </w:rPr>
+        <w:t>useEffect</w:t>
+      </w:r>
+      <w:proofErr w:type="spellEnd"/>
+      <w:r>
+        <w:rPr>
+          <w:rFonts w:ascii="Times New Roman" w:hAnsi="Times New Roman" w:cs="Times New Roman"/>
+          <w:kern w:val="0"/>
+          <w:sz w:val="24"/>
+          <w:szCs w:val="24"/>
+          <w14:ligatures w14:val="none"/>
+        </w:rPr>
+        <w:t xml:space="preserve"> is a React Hook used to handle side effects in functional components — like fetching data, setting up subscriptions, or manually manipulating the DOM.</w:t>
+      </w:r>
+      <w:r>
+        <w:rPr>
+          <w:rFonts w:ascii="Times New Roman" w:hAnsi="Times New Roman" w:cs="Times New Roman"/>
+          <w:kern w:val="0"/>
+          <w:sz w:val="24"/>
+          <w:szCs w:val="24"/>
+          <w14:ligatures w14:val="none"/>
+        </w:rPr>
+        <w:br/>
+        <w:t>It replaces the old lifecycle methods from class components:</w:t>
+      </w:r>
+    </w:p>
+    <w:p>
+      <w:pPr>
         <w:numPr>
           <w:ilvl w:val="0"/>
-          <w:numId w:val="22"/>
+          <w:numId w:val="48"/>
         </w:numPr>
         <w:rPr>
           <w:rFonts w:ascii="Times New Roman" w:hAnsi="Times New Roman" w:cs="Times New Roman"/>
-          <w:sz w:val="24"/>
-          <w:szCs w:val="24"/>
-        </w:rPr>
-      </w:pPr>
+          <w:kern w:val="0"/>
+          <w:sz w:val="24"/>
+          <w:szCs w:val="24"/>
+          <w14:ligatures w14:val="none"/>
+        </w:rPr>
+      </w:pPr>
+      <w:r>
+        <w:rPr>
+          <w:rFonts w:ascii="Times New Roman" w:hAnsi="Times New Roman" w:cs="Times New Roman"/>
+          <w:kern w:val="0"/>
+          <w:sz w:val="24"/>
+          <w:szCs w:val="24"/>
+          <w14:ligatures w14:val="none"/>
+        </w:rPr>
+        <w:t xml:space="preserve">Acts like </w:t>
+      </w:r>
       <w:proofErr w:type="spellStart"/>
       <w:r>
         <w:rPr>
           <w:rFonts w:ascii="Times New Roman" w:hAnsi="Times New Roman" w:cs="Times New Roman"/>
-          <w:sz w:val="24"/>
-          <w:szCs w:val="24"/>
-        </w:rPr>
-        <w:t>useEffect</w:t>
+          <w:kern w:val="0"/>
+          <w:sz w:val="24"/>
+          <w:szCs w:val="24"/>
+          <w14:ligatures w14:val="none"/>
+        </w:rPr>
+        <w:t>componentDidMount</w:t>
       </w:r>
       <w:proofErr w:type="spellEnd"/>
       <w:r>
         <w:rPr>
           <w:rFonts w:ascii="Times New Roman" w:hAnsi="Times New Roman" w:cs="Times New Roman"/>
-          <w:sz w:val="24"/>
-          <w:szCs w:val="24"/>
-        </w:rPr>
-        <w:t xml:space="preserve"> provides a way to handle side effects in functional components.</w:t>
-      </w:r>
-    </w:p>
-    <w:p>
-      <w:pPr>
-        <w:pStyle w:val="ListParagraph"/>
+          <w:kern w:val="0"/>
+          <w:sz w:val="24"/>
+          <w:szCs w:val="24"/>
+          <w14:ligatures w14:val="none"/>
+        </w:rPr>
+        <w:t xml:space="preserve"> when the dependency array is empty.</w:t>
+      </w:r>
+    </w:p>
+    <w:p>
+      <w:pPr>
         <w:numPr>
           <w:ilvl w:val="0"/>
-          <w:numId w:val="22"/>
+          <w:numId w:val="48"/>
         </w:numPr>
         <w:rPr>
           <w:rFonts w:ascii="Times New Roman" w:hAnsi="Times New Roman" w:cs="Times New Roman"/>
-          <w:sz w:val="24"/>
-          <w:szCs w:val="24"/>
-        </w:rPr>
-      </w:pPr>
-      <w:r>
-        <w:rPr>
-          <w:rFonts w:ascii="Times New Roman" w:hAnsi="Times New Roman" w:cs="Times New Roman"/>
-          <w:sz w:val="24"/>
-          <w:szCs w:val="24"/>
-        </w:rPr>
-        <w:t xml:space="preserve">Replicates </w:t>
+          <w:kern w:val="0"/>
+          <w:sz w:val="24"/>
+          <w:szCs w:val="24"/>
+          <w14:ligatures w14:val="none"/>
+        </w:rPr>
+      </w:pPr>
+      <w:r>
+        <w:rPr>
+          <w:rFonts w:ascii="Times New Roman" w:hAnsi="Times New Roman" w:cs="Times New Roman"/>
+          <w:kern w:val="0"/>
+          <w:sz w:val="24"/>
+          <w:szCs w:val="24"/>
+          <w14:ligatures w14:val="none"/>
+        </w:rPr>
+        <w:t xml:space="preserve">Acts like </w:t>
       </w:r>
       <w:proofErr w:type="spellStart"/>
       <w:r>
         <w:rPr>
           <w:rFonts w:ascii="Times New Roman" w:hAnsi="Times New Roman" w:cs="Times New Roman"/>
-          <w:sz w:val="24"/>
-          <w:szCs w:val="24"/>
-        </w:rPr>
-        <w:t>componentDidMount</w:t>
+          <w:kern w:val="0"/>
+          <w:sz w:val="24"/>
+          <w:szCs w:val="24"/>
+          <w14:ligatures w14:val="none"/>
+        </w:rPr>
+        <w:t>componentDidUpdate</w:t>
       </w:r>
       <w:proofErr w:type="spellEnd"/>
       <w:r>
         <w:rPr>
           <w:rFonts w:ascii="Times New Roman" w:hAnsi="Times New Roman" w:cs="Times New Roman"/>
-          <w:sz w:val="24"/>
-          <w:szCs w:val="24"/>
-        </w:rPr>
-        <w:t xml:space="preserve">: Run </w:t>
-      </w:r>
-      <w:proofErr w:type="spellStart"/>
-      <w:r>
-        <w:rPr>
-          <w:rFonts w:ascii="Times New Roman" w:hAnsi="Times New Roman" w:cs="Times New Roman"/>
-          <w:sz w:val="24"/>
-          <w:szCs w:val="24"/>
-        </w:rPr>
-        <w:t>useEffect</w:t>
-      </w:r>
-      <w:proofErr w:type="spellEnd"/>
-      <w:r>
-        <w:rPr>
-          <w:rFonts w:ascii="Times New Roman" w:hAnsi="Times New Roman" w:cs="Times New Roman"/>
-          <w:sz w:val="24"/>
-          <w:szCs w:val="24"/>
-        </w:rPr>
-        <w:t xml:space="preserve"> with an empty dependency array.</w:t>
-      </w:r>
-    </w:p>
-    <w:p>
-      <w:pPr>
-        <w:pStyle w:val="ListParagraph"/>
+          <w:kern w:val="0"/>
+          <w:sz w:val="24"/>
+          <w:szCs w:val="24"/>
+          <w14:ligatures w14:val="none"/>
+        </w:rPr>
+        <w:t xml:space="preserve"> when specific dependencies are listed.</w:t>
+      </w:r>
+    </w:p>
+    <w:p>
+      <w:pPr>
         <w:numPr>
           <w:ilvl w:val="0"/>
-          <w:numId w:val="22"/>
+          <w:numId w:val="48"/>
         </w:numPr>
         <w:rPr>
           <w:rFonts w:ascii="Times New Roman" w:hAnsi="Times New Roman" w:cs="Times New Roman"/>
-          <w:sz w:val="24"/>
-          <w:szCs w:val="24"/>
-        </w:rPr>
-      </w:pPr>
-      <w:r>
-        <w:rPr>
-          <w:rFonts w:ascii="Times New Roman" w:hAnsi="Times New Roman" w:cs="Times New Roman"/>
-          <w:sz w:val="24"/>
-          <w:szCs w:val="24"/>
-        </w:rPr>
-        <w:t xml:space="preserve">Replicates </w:t>
+          <w:kern w:val="0"/>
+          <w:sz w:val="24"/>
+          <w:szCs w:val="24"/>
+          <w14:ligatures w14:val="none"/>
+        </w:rPr>
+      </w:pPr>
+      <w:r>
+        <w:rPr>
+          <w:rFonts w:ascii="Times New Roman" w:hAnsi="Times New Roman" w:cs="Times New Roman"/>
+          <w:kern w:val="0"/>
+          <w:sz w:val="24"/>
+          <w:szCs w:val="24"/>
+          <w14:ligatures w14:val="none"/>
+        </w:rPr>
+        <w:t xml:space="preserve">Acts like </w:t>
       </w:r>
       <w:proofErr w:type="spellStart"/>
       <w:r>
         <w:rPr>
           <w:rFonts w:ascii="Times New Roman" w:hAnsi="Times New Roman" w:cs="Times New Roman"/>
-          <w:sz w:val="24"/>
-          <w:szCs w:val="24"/>
-        </w:rPr>
-        <w:t>componentDidUpdate</w:t>
+          <w:kern w:val="0"/>
+          <w:sz w:val="24"/>
+          <w:szCs w:val="24"/>
+          <w14:ligatures w14:val="none"/>
+        </w:rPr>
+        <w:t>componentWillUnmount</w:t>
       </w:r>
       <w:proofErr w:type="spellEnd"/>
       <w:r>
         <w:rPr>
           <w:rFonts w:ascii="Times New Roman" w:hAnsi="Times New Roman" w:cs="Times New Roman"/>
-          <w:sz w:val="24"/>
-          <w:szCs w:val="24"/>
-        </w:rPr>
-        <w:t xml:space="preserve">: Run </w:t>
-      </w:r>
-      <w:proofErr w:type="spellStart"/>
-      <w:r>
-        <w:rPr>
-          <w:rFonts w:ascii="Times New Roman" w:hAnsi="Times New Roman" w:cs="Times New Roman"/>
-          <w:sz w:val="24"/>
-          <w:szCs w:val="24"/>
-        </w:rPr>
-        <w:t>useEffect</w:t>
-      </w:r>
-      <w:proofErr w:type="spellEnd"/>
-      <w:r>
-        <w:rPr>
-          <w:rFonts w:ascii="Times New Roman" w:hAnsi="Times New Roman" w:cs="Times New Roman"/>
-          <w:sz w:val="24"/>
-          <w:szCs w:val="24"/>
-        </w:rPr>
-        <w:t xml:space="preserve"> with dependencies to react to changes.</w:t>
-      </w:r>
-    </w:p>
-    <w:p>
-      <w:pPr>
-        <w:pStyle w:val="ListParagraph"/>
-        <w:numPr>
-          <w:ilvl w:val="0"/>
-          <w:numId w:val="22"/>
-        </w:numPr>
-        <w:rPr>
-          <w:rFonts w:ascii="Times New Roman" w:hAnsi="Times New Roman" w:cs="Times New Roman"/>
-          <w:sz w:val="24"/>
-          <w:szCs w:val="24"/>
-        </w:rPr>
-      </w:pPr>
-      <w:r>
-        <w:rPr>
-          <w:rFonts w:ascii="Times New Roman" w:hAnsi="Times New Roman" w:cs="Times New Roman"/>
-          <w:sz w:val="24"/>
-          <w:szCs w:val="24"/>
-        </w:rPr>
-        <w:t xml:space="preserve">Replicates </w:t>
-      </w:r>
-      <w:proofErr w:type="spellStart"/>
-      <w:r>
-        <w:rPr>
-          <w:rFonts w:ascii="Times New Roman" w:hAnsi="Times New Roman" w:cs="Times New Roman"/>
-          <w:sz w:val="24"/>
-          <w:szCs w:val="24"/>
-        </w:rPr>
-        <w:t>componentWillUnmount</w:t>
-      </w:r>
-      <w:proofErr w:type="spellEnd"/>
-      <w:r>
-        <w:rPr>
-          <w:rFonts w:ascii="Times New Roman" w:hAnsi="Times New Roman" w:cs="Times New Roman"/>
-          <w:sz w:val="24"/>
-          <w:szCs w:val="24"/>
-        </w:rPr>
-        <w:t xml:space="preserve">: Return a cleanup function from </w:t>
-      </w:r>
-      <w:proofErr w:type="spellStart"/>
-      <w:r>
-        <w:rPr>
-          <w:rFonts w:ascii="Times New Roman" w:hAnsi="Times New Roman" w:cs="Times New Roman"/>
-          <w:sz w:val="24"/>
-          <w:szCs w:val="24"/>
-        </w:rPr>
-        <w:t>useEffect</w:t>
-      </w:r>
-      <w:proofErr w:type="spellEnd"/>
-      <w:r>
-        <w:rPr>
-          <w:rFonts w:ascii="Times New Roman" w:hAnsi="Times New Roman" w:cs="Times New Roman"/>
-          <w:sz w:val="24"/>
-          <w:szCs w:val="24"/>
-        </w:rPr>
-        <w:t xml:space="preserve"> to handle cleanup logic.</w:t>
+          <w:kern w:val="0"/>
+          <w:sz w:val="24"/>
+          <w:szCs w:val="24"/>
+          <w14:ligatures w14:val="none"/>
+        </w:rPr>
+        <w:t xml:space="preserve"> when it returns a cleanup function.</w:t>
+      </w:r>
+      <w:r>
+        <w:rPr>
+          <w:rFonts w:ascii="Times New Roman" w:hAnsi="Times New Roman" w:cs="Times New Roman"/>
+          <w:kern w:val="0"/>
+          <w:sz w:val="24"/>
+          <w:szCs w:val="24"/>
+          <w14:ligatures w14:val="none"/>
+        </w:rPr>
+        <w:br/>
+        <w:t>This allows fine-grained control over when effects run and clean up.</w:t>
       </w:r>
     </w:p>
     <w:p>
@@ -5210,13 +5200,33 @@
         </w:rPr>
         <w:t xml:space="preserve"> [dep] → runs when dep changes</w:t>
       </w:r>
-    </w:p>
-    <w:p>
-      <w:pPr>
-        <w:rPr>
-          <w:rFonts w:ascii="Times New Roman" w:hAnsi="Times New Roman" w:cs="Times New Roman"/>
-          <w:sz w:val="24"/>
-          <w:szCs w:val="24"/>
+      <w:r>
+        <w:rPr>
+          <w:rFonts w:ascii="Times New Roman" w:hAnsi="Times New Roman" w:cs="Times New Roman"/>
+          <w:sz w:val="24"/>
+          <w:szCs w:val="24"/>
+        </w:rPr>
+        <w:t xml:space="preserve">(like </w:t>
+      </w:r>
+      <w:r>
+        <w:rPr>
+          <w:rFonts w:ascii="Times New Roman" w:hAnsi="Times New Roman" w:cs="Times New Roman"/>
+          <w:kern w:val="0"/>
+          <w:sz w:val="24"/>
+          <w:szCs w:val="24"/>
+          <w14:ligatures w14:val="none"/>
+        </w:rPr>
+        <w:t>ComponentDidUpdate)</w:t>
+      </w:r>
+    </w:p>
+    <w:p>
+      <w:pPr>
+        <w:rPr>
+          <w:rFonts w:ascii="Times New Roman" w:hAnsi="Times New Roman" w:cs="Times New Roman"/>
+          <w:kern w:val="0"/>
+          <w:sz w:val="24"/>
+          <w:szCs w:val="24"/>
+          <w14:ligatures w14:val="none"/>
         </w:rPr>
       </w:pPr>
       <w:r>
@@ -5227,6 +5237,205 @@
         </w:rPr>
         <w:t xml:space="preserve">  no array → runs on every render</w:t>
       </w:r>
+      <w:r>
+        <w:rPr>
+          <w:rFonts w:ascii="Times New Roman" w:hAnsi="Times New Roman" w:cs="Times New Roman"/>
+          <w:sz w:val="24"/>
+          <w:szCs w:val="24"/>
+        </w:rPr>
+        <w:t xml:space="preserve">( like </w:t>
+      </w:r>
+      <w:proofErr w:type="spellStart"/>
+      <w:r>
+        <w:rPr>
+          <w:rFonts w:ascii="Times New Roman" w:hAnsi="Times New Roman" w:cs="Times New Roman"/>
+          <w:kern w:val="0"/>
+          <w:sz w:val="24"/>
+          <w:szCs w:val="24"/>
+          <w14:ligatures w14:val="none"/>
+        </w:rPr>
+        <w:t>componentWillUnmount</w:t>
+      </w:r>
+      <w:proofErr w:type="spellEnd"/>
+      <w:r>
+        <w:rPr>
+          <w:rFonts w:ascii="Times New Roman" w:hAnsi="Times New Roman" w:cs="Times New Roman"/>
+          <w:kern w:val="0"/>
+          <w:sz w:val="24"/>
+          <w:szCs w:val="24"/>
+          <w14:ligatures w14:val="none"/>
+        </w:rPr>
+        <w:t>)</w:t>
+      </w:r>
+    </w:p>
+    <w:p>
+      <w:pPr>
+        <w:rPr>
+          <w:rFonts w:ascii="Times New Roman" w:hAnsi="Times New Roman" w:cs="Times New Roman"/>
+          <w:b/>
+          <w:bCs/>
+          <w:kern w:val="0"/>
+          <w:sz w:val="24"/>
+          <w:szCs w:val="24"/>
+          <w14:ligatures w14:val="none"/>
+        </w:rPr>
+      </w:pPr>
+      <w:r>
+        <w:rPr>
+          <w:rFonts w:ascii="Times New Roman" w:hAnsi="Times New Roman" w:cs="Times New Roman"/>
+          <w:b/>
+          <w:bCs/>
+          <w:kern w:val="0"/>
+          <w:sz w:val="24"/>
+          <w:szCs w:val="24"/>
+          <w14:ligatures w14:val="none"/>
+        </w:rPr>
+        <w:t xml:space="preserve">return () =&gt; </w:t>
+      </w:r>
+      <w:proofErr w:type="spellStart"/>
+      <w:r>
+        <w:rPr>
+          <w:rFonts w:ascii="Times New Roman" w:hAnsi="Times New Roman" w:cs="Times New Roman"/>
+          <w:b/>
+          <w:bCs/>
+          <w:kern w:val="0"/>
+          <w:sz w:val="24"/>
+          <w:szCs w:val="24"/>
+          <w14:ligatures w14:val="none"/>
+        </w:rPr>
+        <w:t>clearTimeout</w:t>
+      </w:r>
+      <w:proofErr w:type="spellEnd"/>
+      <w:r>
+        <w:rPr>
+          <w:rFonts w:ascii="Times New Roman" w:hAnsi="Times New Roman" w:cs="Times New Roman"/>
+          <w:b/>
+          <w:bCs/>
+          <w:kern w:val="0"/>
+          <w:sz w:val="24"/>
+          <w:szCs w:val="24"/>
+          <w14:ligatures w14:val="none"/>
+        </w:rPr>
+        <w:t>(timer);</w:t>
+      </w:r>
+    </w:p>
+    <w:p>
+      <w:pPr>
+        <w:rPr>
+          <w:rFonts w:ascii="Times New Roman" w:hAnsi="Times New Roman" w:cs="Times New Roman"/>
+          <w:kern w:val="0"/>
+          <w:sz w:val="24"/>
+          <w:szCs w:val="24"/>
+          <w14:ligatures w14:val="none"/>
+        </w:rPr>
+      </w:pPr>
+      <w:r>
+        <w:rPr>
+          <w:rFonts w:ascii="Times New Roman" w:hAnsi="Times New Roman" w:cs="Times New Roman"/>
+          <w:kern w:val="0"/>
+          <w:sz w:val="24"/>
+          <w:szCs w:val="24"/>
+          <w14:ligatures w14:val="none"/>
+        </w:rPr>
+        <w:t xml:space="preserve">This is the </w:t>
+      </w:r>
+      <w:r>
+        <w:rPr>
+          <w:rFonts w:ascii="Times New Roman" w:hAnsi="Times New Roman" w:cs="Times New Roman"/>
+          <w:b/>
+          <w:bCs/>
+          <w:kern w:val="0"/>
+          <w:sz w:val="24"/>
+          <w:szCs w:val="24"/>
+          <w14:ligatures w14:val="none"/>
+        </w:rPr>
+        <w:t>cleanup function</w:t>
+      </w:r>
+      <w:r>
+        <w:rPr>
+          <w:rFonts w:ascii="Times New Roman" w:hAnsi="Times New Roman" w:cs="Times New Roman"/>
+          <w:kern w:val="0"/>
+          <w:sz w:val="24"/>
+          <w:szCs w:val="24"/>
+          <w14:ligatures w14:val="none"/>
+        </w:rPr>
+        <w:t xml:space="preserve"> of </w:t>
+      </w:r>
+      <w:proofErr w:type="spellStart"/>
+      <w:r>
+        <w:rPr>
+          <w:rFonts w:ascii="Times New Roman" w:hAnsi="Times New Roman" w:cs="Times New Roman"/>
+          <w:kern w:val="0"/>
+          <w:sz w:val="24"/>
+          <w:szCs w:val="24"/>
+          <w14:ligatures w14:val="none"/>
+        </w:rPr>
+        <w:t>useEffect</w:t>
+      </w:r>
+      <w:proofErr w:type="spellEnd"/>
+      <w:r>
+        <w:rPr>
+          <w:rFonts w:ascii="Times New Roman" w:hAnsi="Times New Roman" w:cs="Times New Roman"/>
+          <w:kern w:val="0"/>
+          <w:sz w:val="24"/>
+          <w:szCs w:val="24"/>
+          <w14:ligatures w14:val="none"/>
+        </w:rPr>
+        <w:t>. It runs before the next effect is applied.</w:t>
+      </w:r>
+    </w:p>
+    <w:p>
+      <w:pPr>
+        <w:rPr>
+          <w:rFonts w:ascii="Times New Roman" w:hAnsi="Times New Roman" w:cs="Times New Roman"/>
+          <w:sz w:val="24"/>
+          <w:szCs w:val="24"/>
+        </w:rPr>
+      </w:pPr>
+      <w:r>
+        <w:rPr>
+          <w:rFonts w:ascii="Times New Roman" w:hAnsi="Times New Roman" w:cs="Times New Roman"/>
+          <w:sz w:val="24"/>
+          <w:szCs w:val="24"/>
+        </w:rPr>
+        <w:t xml:space="preserve">The cleanup function in </w:t>
+      </w:r>
+      <w:proofErr w:type="spellStart"/>
+      <w:r>
+        <w:rPr>
+          <w:rFonts w:ascii="Times New Roman" w:hAnsi="Times New Roman" w:cs="Times New Roman"/>
+          <w:sz w:val="24"/>
+          <w:szCs w:val="24"/>
+        </w:rPr>
+        <w:t>useEffect</w:t>
+      </w:r>
+      <w:proofErr w:type="spellEnd"/>
+      <w:r>
+        <w:rPr>
+          <w:rFonts w:ascii="Times New Roman" w:hAnsi="Times New Roman" w:cs="Times New Roman"/>
+          <w:sz w:val="24"/>
+          <w:szCs w:val="24"/>
+        </w:rPr>
+        <w:t xml:space="preserve"> is used to remove things like event listeners, timers, or subscriptions to prevent memory leaks. It runs when the component unmounts or before the effect re-</w:t>
+      </w:r>
+      <w:proofErr w:type="spellStart"/>
+      <w:r>
+        <w:rPr>
+          <w:rFonts w:ascii="Times New Roman" w:hAnsi="Times New Roman" w:cs="Times New Roman"/>
+          <w:sz w:val="24"/>
+          <w:szCs w:val="24"/>
+        </w:rPr>
+        <w:t>runs</w:t>
+      </w:r>
+      <w:r>
+        <w:rPr>
+          <w:rFonts w:ascii="Times New Roman" w:hAnsi="Times New Roman" w:cs="Times New Roman"/>
+          <w:sz w:val="24"/>
+          <w:szCs w:val="24"/>
+        </w:rPr>
+        <w:t>z</w:t>
+      </w:r>
+      <w:proofErr w:type="spellEnd"/>
     </w:p>
     <w:p>
       <w:pPr>
@@ -5317,6 +5526,7 @@
           <w:sz w:val="24"/>
           <w:szCs w:val="24"/>
         </w:rPr>
+        <w:lastRenderedPageBreak/>
         <w:t xml:space="preserve">The </w:t>
       </w:r>
       <w:proofErr w:type="spellStart"/>
@@ -5497,7 +5707,6 @@
           <w:sz w:val="24"/>
           <w:szCs w:val="24"/>
         </w:rPr>
-        <w:lastRenderedPageBreak/>
         <w:t xml:space="preserve">The second parameter is the </w:t>
       </w:r>
       <w:r>
@@ -5892,6 +6101,7 @@
           <w:sz w:val="24"/>
           <w:szCs w:val="24"/>
         </w:rPr>
+        <w:lastRenderedPageBreak/>
         <w:drawing>
           <wp:inline distT="0" distB="0" distL="0" distR="0" wp14:anchorId="45BD3DDD" wp14:editId="07FB282C">
             <wp:extent cx="5493032" cy="4686541"/>
@@ -5949,7 +6159,6 @@
           <w:sz w:val="24"/>
           <w:szCs w:val="24"/>
         </w:rPr>
-        <w:lastRenderedPageBreak/>
         <w:t xml:space="preserve">What is </w:t>
       </w:r>
       <w:proofErr w:type="spellStart"/>
@@ -6533,6 +6742,7 @@
           <w:szCs w:val="24"/>
           <w14:ligatures w14:val="none"/>
         </w:rPr>
+        <w:lastRenderedPageBreak/>
         <w:t>useMemo</w:t>
       </w:r>
       <w:proofErr w:type="spellEnd"/>
@@ -6947,16 +7157,6 @@
           <w14:ligatures w14:val="none"/>
         </w:rPr>
         <w:br/>
-      </w:r>
-      <w:r>
-        <w:rPr>
-          <w:rFonts w:ascii="Times New Roman" w:hAnsi="Times New Roman" w:cs="Times New Roman"/>
-          <w:kern w:val="0"/>
-          <w:sz w:val="24"/>
-          <w:szCs w:val="24"/>
-          <w14:ligatures w14:val="none"/>
-        </w:rPr>
-        <w:lastRenderedPageBreak/>
         <w:t xml:space="preserve">For more complex flows, I combine it with </w:t>
       </w:r>
       <w:proofErr w:type="spellStart"/>
@@ -7257,6 +7457,7 @@
           <w:szCs w:val="24"/>
           <w14:ligatures w14:val="none"/>
         </w:rPr>
+        <w:lastRenderedPageBreak/>
         <w:t>Decoupling components.</w:t>
       </w:r>
     </w:p>
@@ -8214,7 +8415,6 @@
           <w:szCs w:val="24"/>
           <w14:ligatures w14:val="none"/>
         </w:rPr>
-        <w:lastRenderedPageBreak/>
         <w:t>Navigation: The user is redirected to the dashboard, where the relevant data is displayed.</w:t>
       </w:r>
     </w:p>
@@ -8523,6 +8723,7 @@
           <w:sz w:val="24"/>
           <w:szCs w:val="24"/>
         </w:rPr>
+        <w:lastRenderedPageBreak/>
         <w:t>In how many ways we can pass the data from parent to child ?</w:t>
       </w:r>
     </w:p>
@@ -8968,7 +9169,6 @@
           <w:szCs w:val="24"/>
           <w14:ligatures w14:val="none"/>
         </w:rPr>
-        <w:lastRenderedPageBreak/>
         <w:t xml:space="preserve">For local state, I use </w:t>
       </w:r>
       <w:proofErr w:type="spellStart"/>
@@ -9448,6 +9648,7 @@
           <w:szCs w:val="24"/>
           <w14:ligatures w14:val="none"/>
         </w:rPr>
+        <w:lastRenderedPageBreak/>
         <w:t>Superagent</w:t>
       </w:r>
       <w:proofErr w:type="spellEnd"/>
@@ -9769,7 +9970,6 @@
           <w:szCs w:val="24"/>
           <w14:ligatures w14:val="none"/>
         </w:rPr>
-        <w:lastRenderedPageBreak/>
         <w:t>Redux is a predictable state management library for JavaScript apps, commonly used with React.</w:t>
       </w:r>
     </w:p>
@@ -10064,6 +10264,7 @@
           <w:szCs w:val="24"/>
           <w14:ligatures w14:val="none"/>
         </w:rPr>
+        <w:lastRenderedPageBreak/>
         <w:t>It is mainly used for development to help visualize:</w:t>
       </w:r>
     </w:p>
@@ -10382,7 +10583,6 @@
           <w:szCs w:val="24"/>
           <w14:ligatures w14:val="none"/>
         </w:rPr>
-        <w:lastRenderedPageBreak/>
         <w:t>State Change Notification</w:t>
       </w:r>
       <w:r>
@@ -10890,6 +11090,7 @@
           <w:szCs w:val="24"/>
           <w14:ligatures w14:val="none"/>
         </w:rPr>
+        <w:lastRenderedPageBreak/>
         <w:t>Facilitate the reuse of stateful logic through custom hooks.</w:t>
       </w:r>
     </w:p>
@@ -11299,7 +11500,6 @@
           <w:szCs w:val="24"/>
           <w14:ligatures w14:val="none"/>
         </w:rPr>
-        <w:lastRenderedPageBreak/>
         <w:t xml:space="preserve">Use </w:t>
       </w:r>
       <w:proofErr w:type="spellStart"/>
@@ -12565,6 +12765,7 @@
                 <w:lang w:eastAsia="en-IN"/>
                 <w14:ligatures w14:val="none"/>
               </w:rPr>
+              <w:lastRenderedPageBreak/>
               <w:t>function Heva (){</w:t>
             </w:r>
             <w:r>
@@ -12970,7 +13171,6 @@
           <w:sz w:val="24"/>
           <w:szCs w:val="24"/>
         </w:rPr>
-        <w:lastRenderedPageBreak/>
         <w:drawing>
           <wp:inline distT="0" distB="0" distL="0" distR="0" wp14:anchorId="69004085" wp14:editId="3E1BAD06">
             <wp:extent cx="5731510" cy="2690495"/>
@@ -13301,6 +13501,7 @@
           <w:szCs w:val="24"/>
           <w14:ligatures w14:val="none"/>
         </w:rPr>
+        <w:lastRenderedPageBreak/>
         <w:t xml:space="preserve">   - Functional components do not have lifecycle methods directly. Instead, you use hooks to achieve similar functionality:</w:t>
       </w:r>
     </w:p>
@@ -14109,6 +14310,7 @@
           <w:sz w:val="24"/>
           <w:szCs w:val="24"/>
         </w:rPr>
+        <w:lastRenderedPageBreak/>
         <w:drawing>
           <wp:inline distT="0" distB="0" distL="0" distR="0" wp14:anchorId="3A246DC6" wp14:editId="1A0D78CD">
             <wp:extent cx="5731510" cy="2304415"/>
@@ -14358,7 +14560,6 @@
           <w:sz w:val="24"/>
           <w:szCs w:val="24"/>
         </w:rPr>
-        <w:lastRenderedPageBreak/>
         <w:t>App.test.js-</w:t>
       </w:r>
       <w:r>
@@ -14838,6 +15039,7 @@
           <w:szCs w:val="24"/>
           <w14:ligatures w14:val="none"/>
         </w:rPr>
+        <w:lastRenderedPageBreak/>
         <w:t>Assigning</w:t>
       </w:r>
       <w:r>
@@ -14999,461 +15201,461 @@
           <w:szCs w:val="24"/>
           <w14:ligatures w14:val="none"/>
         </w:rPr>
+        <w:t xml:space="preserve">Lazy loading in React helps optimize performance by loading components or resources only when they are needed. You can use </w:t>
+      </w:r>
+      <w:proofErr w:type="spellStart"/>
+      <w:r>
+        <w:rPr>
+          <w:rFonts w:ascii="Times New Roman" w:hAnsi="Times New Roman" w:cs="Times New Roman"/>
+          <w:kern w:val="0"/>
+          <w:sz w:val="24"/>
+          <w:szCs w:val="24"/>
+          <w14:ligatures w14:val="none"/>
+        </w:rPr>
+        <w:t>React.lazy</w:t>
+      </w:r>
+      <w:proofErr w:type="spellEnd"/>
+      <w:r>
+        <w:rPr>
+          <w:rFonts w:ascii="Times New Roman" w:hAnsi="Times New Roman" w:cs="Times New Roman"/>
+          <w:kern w:val="0"/>
+          <w:sz w:val="24"/>
+          <w:szCs w:val="24"/>
+          <w14:ligatures w14:val="none"/>
+        </w:rPr>
+        <w:t xml:space="preserve"> and Suspense for components, dynamic imports for assets, and libraries like react-lazy-load-image-component for images. This technique reduces initial load time and improves user experience.</w:t>
+      </w:r>
+    </w:p>
+    <w:p>
+      <w:pPr>
+        <w:rPr>
+          <w:rFonts w:ascii="Times New Roman" w:hAnsi="Times New Roman" w:cs="Times New Roman"/>
+          <w:b/>
+          <w:bCs/>
+          <w:color w:val="EE0000"/>
+          <w:sz w:val="24"/>
+          <w:szCs w:val="24"/>
+        </w:rPr>
+      </w:pPr>
+      <w:r>
+        <w:rPr>
+          <w:rFonts w:ascii="Times New Roman" w:hAnsi="Times New Roman" w:cs="Times New Roman"/>
+          <w:b/>
+          <w:bCs/>
+          <w:color w:val="EE0000"/>
+          <w:sz w:val="24"/>
+          <w:szCs w:val="24"/>
+        </w:rPr>
+        <w:t>P</w:t>
+      </w:r>
+      <w:r>
+        <w:rPr>
+          <w:rFonts w:ascii="Times New Roman" w:hAnsi="Times New Roman" w:cs="Times New Roman"/>
+          <w:b/>
+          <w:bCs/>
+          <w:color w:val="EE0000"/>
+          <w:sz w:val="24"/>
+          <w:szCs w:val="24"/>
+        </w:rPr>
+        <w:t>arent to child pros</w:t>
+      </w:r>
+      <w:r>
+        <w:rPr>
+          <w:rFonts w:ascii="Times New Roman" w:hAnsi="Times New Roman" w:cs="Times New Roman"/>
+          <w:b/>
+          <w:bCs/>
+          <w:color w:val="EE0000"/>
+          <w:sz w:val="24"/>
+          <w:szCs w:val="24"/>
+        </w:rPr>
+        <w:t>?</w:t>
+      </w:r>
+    </w:p>
+    <w:p>
+      <w:pPr>
+        <w:rPr>
+          <w:rFonts w:ascii="Times New Roman" w:hAnsi="Times New Roman" w:cs="Times New Roman"/>
+          <w:kern w:val="0"/>
+          <w:sz w:val="24"/>
+          <w:szCs w:val="24"/>
+          <w14:ligatures w14:val="none"/>
+        </w:rPr>
+      </w:pPr>
+      <w:r>
+        <w:rPr>
+          <w:rFonts w:ascii="Times New Roman" w:hAnsi="Times New Roman" w:cs="Times New Roman"/>
+          <w:kern w:val="0"/>
+          <w:sz w:val="24"/>
+          <w:szCs w:val="24"/>
+          <w14:ligatures w14:val="none"/>
+        </w:rPr>
+        <w:t xml:space="preserve">Passing data from parent to child components in React provides benefits such as centralized data management, controlled data flow, component reusability, simplified state management, enhanced readability, encapsulation, and flexibility. This approach aligns with </w:t>
+      </w:r>
+      <w:proofErr w:type="spellStart"/>
+      <w:r>
+        <w:rPr>
+          <w:rFonts w:ascii="Times New Roman" w:hAnsi="Times New Roman" w:cs="Times New Roman"/>
+          <w:kern w:val="0"/>
+          <w:sz w:val="24"/>
+          <w:szCs w:val="24"/>
+          <w14:ligatures w14:val="none"/>
+        </w:rPr>
+        <w:t>React’s</w:t>
+      </w:r>
+      <w:proofErr w:type="spellEnd"/>
+      <w:r>
+        <w:rPr>
+          <w:rFonts w:ascii="Times New Roman" w:hAnsi="Times New Roman" w:cs="Times New Roman"/>
+          <w:kern w:val="0"/>
+          <w:sz w:val="24"/>
+          <w:szCs w:val="24"/>
+          <w14:ligatures w14:val="none"/>
+        </w:rPr>
+        <w:t xml:space="preserve"> design principles and helps build maintainable and scalable applications</w:t>
+      </w:r>
+    </w:p>
+    <w:p>
+      <w:pPr>
+        <w:rPr>
+          <w:rFonts w:ascii="Times New Roman" w:hAnsi="Times New Roman" w:cs="Times New Roman"/>
+          <w:b/>
+          <w:color w:val="EE0000"/>
+          <w:sz w:val="24"/>
+          <w:szCs w:val="24"/>
+        </w:rPr>
+      </w:pPr>
+      <w:r>
+        <w:rPr>
+          <w:rFonts w:ascii="Times New Roman" w:hAnsi="Times New Roman" w:cs="Times New Roman"/>
+          <w:b/>
+          <w:color w:val="EE0000"/>
+          <w:sz w:val="24"/>
+          <w:szCs w:val="24"/>
+        </w:rPr>
+        <w:t xml:space="preserve">what </w:t>
+      </w:r>
+      <w:proofErr w:type="gramStart"/>
+      <w:r>
+        <w:rPr>
+          <w:rFonts w:ascii="Times New Roman" w:hAnsi="Times New Roman" w:cs="Times New Roman"/>
+          <w:b/>
+          <w:color w:val="EE0000"/>
+          <w:sz w:val="24"/>
+          <w:szCs w:val="24"/>
+        </w:rPr>
+        <w:t>is</w:t>
+      </w:r>
+      <w:proofErr w:type="gramEnd"/>
+      <w:r>
+        <w:rPr>
+          <w:rFonts w:ascii="Times New Roman" w:hAnsi="Times New Roman" w:cs="Times New Roman"/>
+          <w:b/>
+          <w:color w:val="EE0000"/>
+          <w:sz w:val="24"/>
+          <w:szCs w:val="24"/>
+        </w:rPr>
+        <w:t xml:space="preserve"> the disadvantages of using </w:t>
+      </w:r>
+      <w:r>
+        <w:rPr>
+          <w:rFonts w:ascii="Times New Roman" w:hAnsi="Times New Roman" w:cs="Times New Roman"/>
+          <w:b/>
+          <w:color w:val="EE0000"/>
+          <w:sz w:val="24"/>
+          <w:szCs w:val="24"/>
+        </w:rPr>
+        <w:t>JavaScript</w:t>
+      </w:r>
+      <w:r>
+        <w:rPr>
+          <w:rFonts w:ascii="Times New Roman" w:hAnsi="Times New Roman" w:cs="Times New Roman"/>
+          <w:b/>
+          <w:color w:val="EE0000"/>
+          <w:sz w:val="24"/>
+          <w:szCs w:val="24"/>
+        </w:rPr>
+        <w:t xml:space="preserve"> in </w:t>
+      </w:r>
+      <w:proofErr w:type="spellStart"/>
+      <w:r>
+        <w:rPr>
+          <w:rFonts w:ascii="Times New Roman" w:hAnsi="Times New Roman" w:cs="Times New Roman"/>
+          <w:b/>
+          <w:color w:val="EE0000"/>
+          <w:sz w:val="24"/>
+          <w:szCs w:val="24"/>
+        </w:rPr>
+        <w:t>reactjs</w:t>
+      </w:r>
+      <w:proofErr w:type="spellEnd"/>
+      <w:r>
+        <w:rPr>
+          <w:rFonts w:ascii="Times New Roman" w:hAnsi="Times New Roman" w:cs="Times New Roman"/>
+          <w:b/>
+          <w:color w:val="EE0000"/>
+          <w:sz w:val="24"/>
+          <w:szCs w:val="24"/>
+        </w:rPr>
+        <w:t>?</w:t>
+      </w:r>
+    </w:p>
+    <w:p>
+      <w:pPr>
+        <w:rPr>
+          <w:rFonts w:ascii="Times New Roman" w:hAnsi="Times New Roman" w:cs="Times New Roman"/>
+          <w:kern w:val="0"/>
+          <w:sz w:val="24"/>
+          <w:szCs w:val="24"/>
+          <w14:ligatures w14:val="none"/>
+        </w:rPr>
+      </w:pPr>
+      <w:r>
+        <w:rPr>
+          <w:rFonts w:ascii="Times New Roman" w:hAnsi="Times New Roman" w:cs="Times New Roman"/>
+          <w:kern w:val="0"/>
+          <w:sz w:val="24"/>
+          <w:szCs w:val="24"/>
+          <w14:ligatures w14:val="none"/>
+        </w:rPr>
+        <w:t xml:space="preserve">If you developed react </w:t>
+      </w:r>
+      <w:proofErr w:type="spellStart"/>
+      <w:r>
+        <w:rPr>
+          <w:rFonts w:ascii="Times New Roman" w:hAnsi="Times New Roman" w:cs="Times New Roman"/>
+          <w:kern w:val="0"/>
+          <w:sz w:val="24"/>
+          <w:szCs w:val="24"/>
+          <w14:ligatures w14:val="none"/>
+        </w:rPr>
+        <w:t>js</w:t>
+      </w:r>
+      <w:proofErr w:type="spellEnd"/>
+      <w:r>
+        <w:rPr>
+          <w:rFonts w:ascii="Times New Roman" w:hAnsi="Times New Roman" w:cs="Times New Roman"/>
+          <w:kern w:val="0"/>
+          <w:sz w:val="24"/>
+          <w:szCs w:val="24"/>
+          <w14:ligatures w14:val="none"/>
+        </w:rPr>
+        <w:t xml:space="preserve"> using </w:t>
+      </w:r>
+      <w:proofErr w:type="spellStart"/>
+      <w:r>
+        <w:rPr>
+          <w:rFonts w:ascii="Times New Roman" w:hAnsi="Times New Roman" w:cs="Times New Roman"/>
+          <w:kern w:val="0"/>
+          <w:sz w:val="24"/>
+          <w:szCs w:val="24"/>
+          <w14:ligatures w14:val="none"/>
+        </w:rPr>
+        <w:t>Javascript</w:t>
+      </w:r>
+      <w:proofErr w:type="spellEnd"/>
+      <w:r>
+        <w:rPr>
+          <w:rFonts w:ascii="Times New Roman" w:hAnsi="Times New Roman" w:cs="Times New Roman"/>
+          <w:kern w:val="0"/>
+          <w:sz w:val="24"/>
+          <w:szCs w:val="24"/>
+          <w14:ligatures w14:val="none"/>
+        </w:rPr>
+        <w:t xml:space="preserve"> and we declare an object variable with string data type this will throw error at run time in production browser so will face type safety with </w:t>
+      </w:r>
+      <w:proofErr w:type="spellStart"/>
+      <w:r>
+        <w:rPr>
+          <w:rFonts w:ascii="Times New Roman" w:hAnsi="Times New Roman" w:cs="Times New Roman"/>
+          <w:kern w:val="0"/>
+          <w:sz w:val="24"/>
+          <w:szCs w:val="24"/>
+          <w14:ligatures w14:val="none"/>
+        </w:rPr>
+        <w:t>javascript</w:t>
+      </w:r>
+      <w:proofErr w:type="spellEnd"/>
+      <w:r>
+        <w:rPr>
+          <w:rFonts w:ascii="Times New Roman" w:hAnsi="Times New Roman" w:cs="Times New Roman"/>
+          <w:kern w:val="0"/>
+          <w:sz w:val="24"/>
+          <w:szCs w:val="24"/>
+          <w14:ligatures w14:val="none"/>
+        </w:rPr>
+        <w:t>.</w:t>
+      </w:r>
+    </w:p>
+    <w:p>
+      <w:pPr>
+        <w:rPr>
+          <w:rFonts w:ascii="Times New Roman" w:hAnsi="Times New Roman" w:cs="Times New Roman"/>
+          <w:b/>
+          <w:bCs/>
+          <w:color w:val="EE0000"/>
+          <w:sz w:val="24"/>
+          <w:szCs w:val="24"/>
+        </w:rPr>
+      </w:pPr>
+      <w:r>
+        <w:rPr>
+          <w:rFonts w:ascii="Times New Roman" w:hAnsi="Times New Roman" w:cs="Times New Roman"/>
+          <w:b/>
+          <w:bCs/>
+          <w:color w:val="EE0000"/>
+          <w:sz w:val="24"/>
+          <w:szCs w:val="24"/>
+        </w:rPr>
+        <w:t>Authentication flow in React.js</w:t>
+      </w:r>
+    </w:p>
+    <w:p>
+      <w:pPr>
+        <w:rPr>
+          <w:rFonts w:ascii="Times New Roman" w:hAnsi="Times New Roman" w:cs="Times New Roman"/>
+          <w:kern w:val="0"/>
+          <w:sz w:val="24"/>
+          <w:szCs w:val="24"/>
+          <w14:ligatures w14:val="none"/>
+        </w:rPr>
+      </w:pPr>
+      <w:r>
+        <w:rPr>
+          <w:rFonts w:ascii="Times New Roman" w:hAnsi="Times New Roman" w:cs="Times New Roman"/>
+          <w:kern w:val="0"/>
+          <w:sz w:val="24"/>
+          <w:szCs w:val="24"/>
+          <w14:ligatures w14:val="none"/>
+        </w:rPr>
+        <w:t>Authentication Context: Use the React Context API to manage authentication state and provide it throughout your application.</w:t>
+      </w:r>
+    </w:p>
+    <w:p>
+      <w:pPr>
+        <w:rPr>
+          <w:rFonts w:ascii="Times New Roman" w:hAnsi="Times New Roman" w:cs="Times New Roman"/>
+          <w:kern w:val="0"/>
+          <w:sz w:val="24"/>
+          <w:szCs w:val="24"/>
+          <w14:ligatures w14:val="none"/>
+        </w:rPr>
+      </w:pPr>
+      <w:r>
+        <w:rPr>
+          <w:rFonts w:ascii="Times New Roman" w:hAnsi="Times New Roman" w:cs="Times New Roman"/>
+          <w:kern w:val="0"/>
+          <w:sz w:val="24"/>
+          <w:szCs w:val="24"/>
+          <w14:ligatures w14:val="none"/>
+        </w:rPr>
+        <w:t>Authentication Components: Create login and logout components and handle user authentication.</w:t>
+      </w:r>
+    </w:p>
+    <w:p>
+      <w:pPr>
+        <w:rPr>
+          <w:rFonts w:ascii="Times New Roman" w:hAnsi="Times New Roman" w:cs="Times New Roman"/>
+          <w:kern w:val="0"/>
+          <w:sz w:val="24"/>
+          <w:szCs w:val="24"/>
+          <w14:ligatures w14:val="none"/>
+        </w:rPr>
+      </w:pPr>
+      <w:r>
+        <w:rPr>
+          <w:rFonts w:ascii="Times New Roman" w:hAnsi="Times New Roman" w:cs="Times New Roman"/>
+          <w:kern w:val="0"/>
+          <w:sz w:val="24"/>
+          <w:szCs w:val="24"/>
+          <w14:ligatures w14:val="none"/>
+        </w:rPr>
+        <w:t>Protect Routes: Use a ProtectedRoute component to restrict access to certain routes based on authentication state.</w:t>
+      </w:r>
+    </w:p>
+    <w:p>
+      <w:pPr>
+        <w:rPr>
+          <w:rFonts w:ascii="Times New Roman" w:hAnsi="Times New Roman" w:cs="Times New Roman"/>
+          <w:kern w:val="0"/>
+          <w:sz w:val="24"/>
+          <w:szCs w:val="24"/>
+          <w14:ligatures w14:val="none"/>
+        </w:rPr>
+      </w:pPr>
+      <w:r>
+        <w:rPr>
+          <w:rFonts w:ascii="Times New Roman" w:hAnsi="Times New Roman" w:cs="Times New Roman"/>
+          <w:kern w:val="0"/>
+          <w:sz w:val="24"/>
+          <w:szCs w:val="24"/>
+          <w14:ligatures w14:val="none"/>
+        </w:rPr>
+        <w:t xml:space="preserve">Persistence: Persist authentication state using </w:t>
+      </w:r>
+      <w:proofErr w:type="spellStart"/>
+      <w:r>
+        <w:rPr>
+          <w:rFonts w:ascii="Times New Roman" w:hAnsi="Times New Roman" w:cs="Times New Roman"/>
+          <w:kern w:val="0"/>
+          <w:sz w:val="24"/>
+          <w:szCs w:val="24"/>
+          <w14:ligatures w14:val="none"/>
+        </w:rPr>
+        <w:t>localStorage</w:t>
+      </w:r>
+      <w:proofErr w:type="spellEnd"/>
+      <w:r>
+        <w:rPr>
+          <w:rFonts w:ascii="Times New Roman" w:hAnsi="Times New Roman" w:cs="Times New Roman"/>
+          <w:kern w:val="0"/>
+          <w:sz w:val="24"/>
+          <w:szCs w:val="24"/>
+          <w14:ligatures w14:val="none"/>
+        </w:rPr>
+        <w:t xml:space="preserve"> or </w:t>
+      </w:r>
+      <w:proofErr w:type="spellStart"/>
+      <w:r>
+        <w:rPr>
+          <w:rFonts w:ascii="Times New Roman" w:hAnsi="Times New Roman" w:cs="Times New Roman"/>
+          <w:kern w:val="0"/>
+          <w:sz w:val="24"/>
+          <w:szCs w:val="24"/>
+          <w14:ligatures w14:val="none"/>
+        </w:rPr>
+        <w:t>sessionStorage</w:t>
+      </w:r>
+      <w:proofErr w:type="spellEnd"/>
+      <w:r>
+        <w:rPr>
+          <w:rFonts w:ascii="Times New Roman" w:hAnsi="Times New Roman" w:cs="Times New Roman"/>
+          <w:kern w:val="0"/>
+          <w:sz w:val="24"/>
+          <w:szCs w:val="24"/>
+          <w14:ligatures w14:val="none"/>
+        </w:rPr>
+        <w:t>.</w:t>
+      </w:r>
+    </w:p>
+    <w:p>
+      <w:pPr>
+        <w:rPr>
+          <w:rFonts w:ascii="Times New Roman" w:hAnsi="Times New Roman" w:cs="Times New Roman"/>
+          <w:kern w:val="0"/>
+          <w:sz w:val="24"/>
+          <w:szCs w:val="24"/>
+          <w14:ligatures w14:val="none"/>
+        </w:rPr>
+      </w:pPr>
+      <w:r>
+        <w:rPr>
+          <w:rFonts w:ascii="Times New Roman" w:hAnsi="Times New Roman" w:cs="Times New Roman"/>
+          <w:kern w:val="0"/>
+          <w:sz w:val="24"/>
+          <w:szCs w:val="24"/>
+          <w14:ligatures w14:val="none"/>
+        </w:rPr>
         <w:lastRenderedPageBreak/>
-        <w:t xml:space="preserve">Lazy loading in React helps optimize performance by loading components or resources only when they are needed. You can use </w:t>
-      </w:r>
-      <w:proofErr w:type="spellStart"/>
-      <w:r>
-        <w:rPr>
-          <w:rFonts w:ascii="Times New Roman" w:hAnsi="Times New Roman" w:cs="Times New Roman"/>
-          <w:kern w:val="0"/>
-          <w:sz w:val="24"/>
-          <w:szCs w:val="24"/>
-          <w14:ligatures w14:val="none"/>
-        </w:rPr>
-        <w:t>React.lazy</w:t>
-      </w:r>
-      <w:proofErr w:type="spellEnd"/>
-      <w:r>
-        <w:rPr>
-          <w:rFonts w:ascii="Times New Roman" w:hAnsi="Times New Roman" w:cs="Times New Roman"/>
-          <w:kern w:val="0"/>
-          <w:sz w:val="24"/>
-          <w:szCs w:val="24"/>
-          <w14:ligatures w14:val="none"/>
-        </w:rPr>
-        <w:t xml:space="preserve"> and Suspense for components, dynamic imports for assets, and libraries like react-lazy-load-image-component for images. This technique reduces initial load time and improves user experience.</w:t>
-      </w:r>
-    </w:p>
-    <w:p>
-      <w:pPr>
-        <w:rPr>
-          <w:rFonts w:ascii="Times New Roman" w:hAnsi="Times New Roman" w:cs="Times New Roman"/>
-          <w:b/>
-          <w:bCs/>
-          <w:color w:val="EE0000"/>
-          <w:sz w:val="24"/>
-          <w:szCs w:val="24"/>
-        </w:rPr>
-      </w:pPr>
-      <w:r>
-        <w:rPr>
-          <w:rFonts w:ascii="Times New Roman" w:hAnsi="Times New Roman" w:cs="Times New Roman"/>
-          <w:b/>
-          <w:bCs/>
-          <w:color w:val="EE0000"/>
-          <w:sz w:val="24"/>
-          <w:szCs w:val="24"/>
-        </w:rPr>
-        <w:t>P</w:t>
-      </w:r>
-      <w:r>
-        <w:rPr>
-          <w:rFonts w:ascii="Times New Roman" w:hAnsi="Times New Roman" w:cs="Times New Roman"/>
-          <w:b/>
-          <w:bCs/>
-          <w:color w:val="EE0000"/>
-          <w:sz w:val="24"/>
-          <w:szCs w:val="24"/>
-        </w:rPr>
-        <w:t>arent to child pros</w:t>
-      </w:r>
-      <w:r>
-        <w:rPr>
-          <w:rFonts w:ascii="Times New Roman" w:hAnsi="Times New Roman" w:cs="Times New Roman"/>
-          <w:b/>
-          <w:bCs/>
-          <w:color w:val="EE0000"/>
-          <w:sz w:val="24"/>
-          <w:szCs w:val="24"/>
-        </w:rPr>
-        <w:t>?</w:t>
-      </w:r>
-    </w:p>
-    <w:p>
-      <w:pPr>
-        <w:rPr>
-          <w:rFonts w:ascii="Times New Roman" w:hAnsi="Times New Roman" w:cs="Times New Roman"/>
-          <w:kern w:val="0"/>
-          <w:sz w:val="24"/>
-          <w:szCs w:val="24"/>
-          <w14:ligatures w14:val="none"/>
-        </w:rPr>
-      </w:pPr>
-      <w:r>
-        <w:rPr>
-          <w:rFonts w:ascii="Times New Roman" w:hAnsi="Times New Roman" w:cs="Times New Roman"/>
-          <w:kern w:val="0"/>
-          <w:sz w:val="24"/>
-          <w:szCs w:val="24"/>
-          <w14:ligatures w14:val="none"/>
-        </w:rPr>
-        <w:t xml:space="preserve">Passing data from parent to child components in React provides benefits such as centralized data management, controlled data flow, component reusability, simplified state management, enhanced readability, encapsulation, and flexibility. This approach aligns with </w:t>
-      </w:r>
-      <w:proofErr w:type="spellStart"/>
-      <w:r>
-        <w:rPr>
-          <w:rFonts w:ascii="Times New Roman" w:hAnsi="Times New Roman" w:cs="Times New Roman"/>
-          <w:kern w:val="0"/>
-          <w:sz w:val="24"/>
-          <w:szCs w:val="24"/>
-          <w14:ligatures w14:val="none"/>
-        </w:rPr>
-        <w:t>React’s</w:t>
-      </w:r>
-      <w:proofErr w:type="spellEnd"/>
-      <w:r>
-        <w:rPr>
-          <w:rFonts w:ascii="Times New Roman" w:hAnsi="Times New Roman" w:cs="Times New Roman"/>
-          <w:kern w:val="0"/>
-          <w:sz w:val="24"/>
-          <w:szCs w:val="24"/>
-          <w14:ligatures w14:val="none"/>
-        </w:rPr>
-        <w:t xml:space="preserve"> design principles and helps build maintainable and scalable applications</w:t>
-      </w:r>
-    </w:p>
-    <w:p>
-      <w:pPr>
-        <w:rPr>
-          <w:rFonts w:ascii="Times New Roman" w:hAnsi="Times New Roman" w:cs="Times New Roman"/>
-          <w:b/>
-          <w:color w:val="EE0000"/>
-          <w:sz w:val="24"/>
-          <w:szCs w:val="24"/>
-        </w:rPr>
-      </w:pPr>
-      <w:r>
-        <w:rPr>
-          <w:rFonts w:ascii="Times New Roman" w:hAnsi="Times New Roman" w:cs="Times New Roman"/>
-          <w:b/>
-          <w:color w:val="EE0000"/>
-          <w:sz w:val="24"/>
-          <w:szCs w:val="24"/>
-        </w:rPr>
-        <w:t xml:space="preserve">what </w:t>
-      </w:r>
-      <w:proofErr w:type="gramStart"/>
-      <w:r>
-        <w:rPr>
-          <w:rFonts w:ascii="Times New Roman" w:hAnsi="Times New Roman" w:cs="Times New Roman"/>
-          <w:b/>
-          <w:color w:val="EE0000"/>
-          <w:sz w:val="24"/>
-          <w:szCs w:val="24"/>
-        </w:rPr>
-        <w:t>is</w:t>
-      </w:r>
-      <w:proofErr w:type="gramEnd"/>
-      <w:r>
-        <w:rPr>
-          <w:rFonts w:ascii="Times New Roman" w:hAnsi="Times New Roman" w:cs="Times New Roman"/>
-          <w:b/>
-          <w:color w:val="EE0000"/>
-          <w:sz w:val="24"/>
-          <w:szCs w:val="24"/>
-        </w:rPr>
-        <w:t xml:space="preserve"> the disadvantages of using </w:t>
-      </w:r>
-      <w:r>
-        <w:rPr>
-          <w:rFonts w:ascii="Times New Roman" w:hAnsi="Times New Roman" w:cs="Times New Roman"/>
-          <w:b/>
-          <w:color w:val="EE0000"/>
-          <w:sz w:val="24"/>
-          <w:szCs w:val="24"/>
-        </w:rPr>
-        <w:t>JavaScript</w:t>
-      </w:r>
-      <w:r>
-        <w:rPr>
-          <w:rFonts w:ascii="Times New Roman" w:hAnsi="Times New Roman" w:cs="Times New Roman"/>
-          <w:b/>
-          <w:color w:val="EE0000"/>
-          <w:sz w:val="24"/>
-          <w:szCs w:val="24"/>
-        </w:rPr>
-        <w:t xml:space="preserve"> in </w:t>
-      </w:r>
-      <w:proofErr w:type="spellStart"/>
-      <w:r>
-        <w:rPr>
-          <w:rFonts w:ascii="Times New Roman" w:hAnsi="Times New Roman" w:cs="Times New Roman"/>
-          <w:b/>
-          <w:color w:val="EE0000"/>
-          <w:sz w:val="24"/>
-          <w:szCs w:val="24"/>
-        </w:rPr>
-        <w:t>reactjs</w:t>
-      </w:r>
-      <w:proofErr w:type="spellEnd"/>
-      <w:r>
-        <w:rPr>
-          <w:rFonts w:ascii="Times New Roman" w:hAnsi="Times New Roman" w:cs="Times New Roman"/>
-          <w:b/>
-          <w:color w:val="EE0000"/>
-          <w:sz w:val="24"/>
-          <w:szCs w:val="24"/>
-        </w:rPr>
-        <w:t>?</w:t>
-      </w:r>
-    </w:p>
-    <w:p>
-      <w:pPr>
-        <w:rPr>
-          <w:rFonts w:ascii="Times New Roman" w:hAnsi="Times New Roman" w:cs="Times New Roman"/>
-          <w:kern w:val="0"/>
-          <w:sz w:val="24"/>
-          <w:szCs w:val="24"/>
-          <w14:ligatures w14:val="none"/>
-        </w:rPr>
-      </w:pPr>
-      <w:r>
-        <w:rPr>
-          <w:rFonts w:ascii="Times New Roman" w:hAnsi="Times New Roman" w:cs="Times New Roman"/>
-          <w:kern w:val="0"/>
-          <w:sz w:val="24"/>
-          <w:szCs w:val="24"/>
-          <w14:ligatures w14:val="none"/>
-        </w:rPr>
-        <w:t xml:space="preserve">If you developed react </w:t>
-      </w:r>
-      <w:proofErr w:type="spellStart"/>
-      <w:r>
-        <w:rPr>
-          <w:rFonts w:ascii="Times New Roman" w:hAnsi="Times New Roman" w:cs="Times New Roman"/>
-          <w:kern w:val="0"/>
-          <w:sz w:val="24"/>
-          <w:szCs w:val="24"/>
-          <w14:ligatures w14:val="none"/>
-        </w:rPr>
-        <w:t>js</w:t>
-      </w:r>
-      <w:proofErr w:type="spellEnd"/>
-      <w:r>
-        <w:rPr>
-          <w:rFonts w:ascii="Times New Roman" w:hAnsi="Times New Roman" w:cs="Times New Roman"/>
-          <w:kern w:val="0"/>
-          <w:sz w:val="24"/>
-          <w:szCs w:val="24"/>
-          <w14:ligatures w14:val="none"/>
-        </w:rPr>
-        <w:t xml:space="preserve"> using </w:t>
-      </w:r>
-      <w:proofErr w:type="spellStart"/>
-      <w:r>
-        <w:rPr>
-          <w:rFonts w:ascii="Times New Roman" w:hAnsi="Times New Roman" w:cs="Times New Roman"/>
-          <w:kern w:val="0"/>
-          <w:sz w:val="24"/>
-          <w:szCs w:val="24"/>
-          <w14:ligatures w14:val="none"/>
-        </w:rPr>
-        <w:t>Javascript</w:t>
-      </w:r>
-      <w:proofErr w:type="spellEnd"/>
-      <w:r>
-        <w:rPr>
-          <w:rFonts w:ascii="Times New Roman" w:hAnsi="Times New Roman" w:cs="Times New Roman"/>
-          <w:kern w:val="0"/>
-          <w:sz w:val="24"/>
-          <w:szCs w:val="24"/>
-          <w14:ligatures w14:val="none"/>
-        </w:rPr>
-        <w:t xml:space="preserve"> and we declare an object variable with string data type this will throw error at run time in production browser so will face type safety with </w:t>
-      </w:r>
-      <w:proofErr w:type="spellStart"/>
-      <w:r>
-        <w:rPr>
-          <w:rFonts w:ascii="Times New Roman" w:hAnsi="Times New Roman" w:cs="Times New Roman"/>
-          <w:kern w:val="0"/>
-          <w:sz w:val="24"/>
-          <w:szCs w:val="24"/>
-          <w14:ligatures w14:val="none"/>
-        </w:rPr>
-        <w:t>javascript</w:t>
-      </w:r>
-      <w:proofErr w:type="spellEnd"/>
-      <w:r>
-        <w:rPr>
-          <w:rFonts w:ascii="Times New Roman" w:hAnsi="Times New Roman" w:cs="Times New Roman"/>
-          <w:kern w:val="0"/>
-          <w:sz w:val="24"/>
-          <w:szCs w:val="24"/>
-          <w14:ligatures w14:val="none"/>
-        </w:rPr>
-        <w:t>.</w:t>
-      </w:r>
-    </w:p>
-    <w:p>
-      <w:pPr>
-        <w:rPr>
-          <w:rFonts w:ascii="Times New Roman" w:hAnsi="Times New Roman" w:cs="Times New Roman"/>
-          <w:b/>
-          <w:bCs/>
-          <w:color w:val="EE0000"/>
-          <w:sz w:val="24"/>
-          <w:szCs w:val="24"/>
-        </w:rPr>
-      </w:pPr>
-      <w:r>
-        <w:rPr>
-          <w:rFonts w:ascii="Times New Roman" w:hAnsi="Times New Roman" w:cs="Times New Roman"/>
-          <w:b/>
-          <w:bCs/>
-          <w:color w:val="EE0000"/>
-          <w:sz w:val="24"/>
-          <w:szCs w:val="24"/>
-        </w:rPr>
-        <w:t>Authentication flow in React.js</w:t>
-      </w:r>
-    </w:p>
-    <w:p>
-      <w:pPr>
-        <w:rPr>
-          <w:rFonts w:ascii="Times New Roman" w:hAnsi="Times New Roman" w:cs="Times New Roman"/>
-          <w:kern w:val="0"/>
-          <w:sz w:val="24"/>
-          <w:szCs w:val="24"/>
-          <w14:ligatures w14:val="none"/>
-        </w:rPr>
-      </w:pPr>
-      <w:r>
-        <w:rPr>
-          <w:rFonts w:ascii="Times New Roman" w:hAnsi="Times New Roman" w:cs="Times New Roman"/>
-          <w:kern w:val="0"/>
-          <w:sz w:val="24"/>
-          <w:szCs w:val="24"/>
-          <w14:ligatures w14:val="none"/>
-        </w:rPr>
-        <w:t>Authentication Context: Use the React Context API to manage authentication state and provide it throughout your application.</w:t>
-      </w:r>
-    </w:p>
-    <w:p>
-      <w:pPr>
-        <w:rPr>
-          <w:rFonts w:ascii="Times New Roman" w:hAnsi="Times New Roman" w:cs="Times New Roman"/>
-          <w:kern w:val="0"/>
-          <w:sz w:val="24"/>
-          <w:szCs w:val="24"/>
-          <w14:ligatures w14:val="none"/>
-        </w:rPr>
-      </w:pPr>
-      <w:r>
-        <w:rPr>
-          <w:rFonts w:ascii="Times New Roman" w:hAnsi="Times New Roman" w:cs="Times New Roman"/>
-          <w:kern w:val="0"/>
-          <w:sz w:val="24"/>
-          <w:szCs w:val="24"/>
-          <w14:ligatures w14:val="none"/>
-        </w:rPr>
-        <w:t>Authentication Components: Create login and logout components and handle user authentication.</w:t>
-      </w:r>
-    </w:p>
-    <w:p>
-      <w:pPr>
-        <w:rPr>
-          <w:rFonts w:ascii="Times New Roman" w:hAnsi="Times New Roman" w:cs="Times New Roman"/>
-          <w:kern w:val="0"/>
-          <w:sz w:val="24"/>
-          <w:szCs w:val="24"/>
-          <w14:ligatures w14:val="none"/>
-        </w:rPr>
-      </w:pPr>
-      <w:r>
-        <w:rPr>
-          <w:rFonts w:ascii="Times New Roman" w:hAnsi="Times New Roman" w:cs="Times New Roman"/>
-          <w:kern w:val="0"/>
-          <w:sz w:val="24"/>
-          <w:szCs w:val="24"/>
-          <w14:ligatures w14:val="none"/>
-        </w:rPr>
-        <w:t>Protect Routes: Use a ProtectedRoute component to restrict access to certain routes based on authentication state.</w:t>
-      </w:r>
-    </w:p>
-    <w:p>
-      <w:pPr>
-        <w:rPr>
-          <w:rFonts w:ascii="Times New Roman" w:hAnsi="Times New Roman" w:cs="Times New Roman"/>
-          <w:kern w:val="0"/>
-          <w:sz w:val="24"/>
-          <w:szCs w:val="24"/>
-          <w14:ligatures w14:val="none"/>
-        </w:rPr>
-      </w:pPr>
-      <w:r>
-        <w:rPr>
-          <w:rFonts w:ascii="Times New Roman" w:hAnsi="Times New Roman" w:cs="Times New Roman"/>
-          <w:kern w:val="0"/>
-          <w:sz w:val="24"/>
-          <w:szCs w:val="24"/>
-          <w14:ligatures w14:val="none"/>
-        </w:rPr>
-        <w:t xml:space="preserve">Persistence: Persist authentication state using </w:t>
-      </w:r>
-      <w:proofErr w:type="spellStart"/>
-      <w:r>
-        <w:rPr>
-          <w:rFonts w:ascii="Times New Roman" w:hAnsi="Times New Roman" w:cs="Times New Roman"/>
-          <w:kern w:val="0"/>
-          <w:sz w:val="24"/>
-          <w:szCs w:val="24"/>
-          <w14:ligatures w14:val="none"/>
-        </w:rPr>
-        <w:t>localStorage</w:t>
-      </w:r>
-      <w:proofErr w:type="spellEnd"/>
-      <w:r>
-        <w:rPr>
-          <w:rFonts w:ascii="Times New Roman" w:hAnsi="Times New Roman" w:cs="Times New Roman"/>
-          <w:kern w:val="0"/>
-          <w:sz w:val="24"/>
-          <w:szCs w:val="24"/>
-          <w14:ligatures w14:val="none"/>
-        </w:rPr>
-        <w:t xml:space="preserve"> or </w:t>
-      </w:r>
-      <w:proofErr w:type="spellStart"/>
-      <w:r>
-        <w:rPr>
-          <w:rFonts w:ascii="Times New Roman" w:hAnsi="Times New Roman" w:cs="Times New Roman"/>
-          <w:kern w:val="0"/>
-          <w:sz w:val="24"/>
-          <w:szCs w:val="24"/>
-          <w14:ligatures w14:val="none"/>
-        </w:rPr>
-        <w:t>sessionStorage</w:t>
-      </w:r>
-      <w:proofErr w:type="spellEnd"/>
-      <w:r>
-        <w:rPr>
-          <w:rFonts w:ascii="Times New Roman" w:hAnsi="Times New Roman" w:cs="Times New Roman"/>
-          <w:kern w:val="0"/>
-          <w:sz w:val="24"/>
-          <w:szCs w:val="24"/>
-          <w14:ligatures w14:val="none"/>
-        </w:rPr>
-        <w:t>.</w:t>
-      </w:r>
-    </w:p>
-    <w:p>
-      <w:pPr>
-        <w:rPr>
-          <w:rFonts w:ascii="Times New Roman" w:hAnsi="Times New Roman" w:cs="Times New Roman"/>
-          <w:kern w:val="0"/>
-          <w:sz w:val="24"/>
-          <w:szCs w:val="24"/>
-          <w14:ligatures w14:val="none"/>
-        </w:rPr>
-      </w:pPr>
-      <w:r>
-        <w:rPr>
-          <w:rFonts w:ascii="Times New Roman" w:hAnsi="Times New Roman" w:cs="Times New Roman"/>
-          <w:kern w:val="0"/>
-          <w:sz w:val="24"/>
-          <w:szCs w:val="24"/>
-          <w14:ligatures w14:val="none"/>
-        </w:rPr>
         <w:t>API Integration: Implement API calls for login and manage authentication tokens as needed.</w:t>
       </w:r>
     </w:p>
@@ -15897,7 +16099,6 @@
           <w:szCs w:val="24"/>
           <w14:ligatures w14:val="none"/>
         </w:rPr>
-        <w:lastRenderedPageBreak/>
         <w:t>useLayoutEffect</w:t>
       </w:r>
       <w:proofErr w:type="spellEnd"/>
@@ -16243,6 +16444,7 @@
           <w:sz w:val="24"/>
           <w:szCs w:val="24"/>
         </w:rPr>
+        <w:lastRenderedPageBreak/>
         <w:drawing>
           <wp:inline distT="0" distB="0" distL="0" distR="0" wp14:anchorId="050CF236" wp14:editId="786944B0">
             <wp:extent cx="5731510" cy="4276090"/>
@@ -16297,7 +16499,6 @@
           <w:sz w:val="24"/>
           <w:szCs w:val="24"/>
         </w:rPr>
-        <w:lastRenderedPageBreak/>
         <w:drawing>
           <wp:inline distT="0" distB="0" distL="0" distR="0" wp14:anchorId="0877DCD5" wp14:editId="7832ABDF">
             <wp:extent cx="5731510" cy="2482850"/>
@@ -16493,6 +16694,7 @@
           <w:szCs w:val="24"/>
           <w14:ligatures w14:val="none"/>
         </w:rPr>
+        <w:lastRenderedPageBreak/>
         <w:t>Do not manage internal state.</w:t>
       </w:r>
     </w:p>
@@ -16810,7 +17012,6 @@
           <w:sz w:val="24"/>
           <w:szCs w:val="24"/>
         </w:rPr>
-        <w:lastRenderedPageBreak/>
         <w:t>C</w:t>
       </w:r>
       <w:r>
@@ -17170,6 +17371,7 @@
           <w:szCs w:val="24"/>
           <w14:ligatures w14:val="none"/>
         </w:rPr>
+        <w:lastRenderedPageBreak/>
         <w:t xml:space="preserve">Prop drilling is passing props through multiple levels of components unnecessarily. It can be avoided using Context API or state management tools like Redux or </w:t>
       </w:r>
       <w:proofErr w:type="spellStart"/>
@@ -17583,7 +17785,6 @@
           <w:sz w:val="24"/>
           <w:szCs w:val="24"/>
         </w:rPr>
-        <w:lastRenderedPageBreak/>
         <w:t xml:space="preserve">Dynamic import(): The mechanism behind </w:t>
       </w:r>
       <w:proofErr w:type="spellStart"/>
@@ -17847,6 +18048,7 @@
           <w:sz w:val="24"/>
           <w:szCs w:val="24"/>
         </w:rPr>
+        <w:lastRenderedPageBreak/>
         <w:t>What is Concurrent Rendering in React 18?</w:t>
       </w:r>
     </w:p>
@@ -18040,7 +18242,6 @@
           <w:sz w:val="24"/>
           <w:szCs w:val="24"/>
         </w:rPr>
-        <w:lastRenderedPageBreak/>
         <w:t>Since React is client-side rendered, SEO can be a challenge. For SEO-critical apps, I recommend:</w:t>
       </w:r>
       <w:r>
@@ -18577,8 +18778,563 @@
           <w:sz w:val="24"/>
           <w:szCs w:val="24"/>
         </w:rPr>
+        <w:t xml:space="preserve">   - You wrap your lazy-loaded component in a `</w:t>
+      </w:r>
+      <w:proofErr w:type="spellStart"/>
+      <w:r>
+        <w:rPr>
+          <w:rFonts w:ascii="Times New Roman" w:hAnsi="Times New Roman" w:cs="Times New Roman"/>
+          <w:b/>
+          <w:bCs/>
+          <w:sz w:val="24"/>
+          <w:szCs w:val="24"/>
+        </w:rPr>
+        <w:t>React.Suspense</w:t>
+      </w:r>
+      <w:proofErr w:type="spellEnd"/>
+      <w:r>
+        <w:rPr>
+          <w:rFonts w:ascii="Times New Roman" w:hAnsi="Times New Roman" w:cs="Times New Roman"/>
+          <w:b/>
+          <w:bCs/>
+          <w:sz w:val="24"/>
+          <w:szCs w:val="24"/>
+        </w:rPr>
+        <w:t>` component, which allows you to specify a fallback UI (e.g., a loading spinner) while the component is being loaded.</w:t>
+      </w:r>
+    </w:p>
+    <w:p>
+      <w:pPr>
+        <w:rPr>
+          <w:rFonts w:ascii="Times New Roman" w:hAnsi="Times New Roman" w:cs="Times New Roman"/>
+          <w:b/>
+          <w:bCs/>
+          <w:sz w:val="24"/>
+          <w:szCs w:val="24"/>
+        </w:rPr>
+      </w:pPr>
+    </w:p>
+    <w:p>
+      <w:pPr>
+        <w:rPr>
+          <w:rFonts w:ascii="Times New Roman" w:hAnsi="Times New Roman" w:cs="Times New Roman"/>
+          <w:b/>
+          <w:bCs/>
+          <w:sz w:val="24"/>
+          <w:szCs w:val="24"/>
+        </w:rPr>
+      </w:pPr>
+      <w:r>
+        <w:rPr>
+          <w:rFonts w:ascii="Times New Roman" w:hAnsi="Times New Roman" w:cs="Times New Roman"/>
+          <w:b/>
+          <w:bCs/>
+          <w:sz w:val="24"/>
+          <w:szCs w:val="24"/>
+        </w:rPr>
+        <w:t xml:space="preserve">   **Example:**</w:t>
+      </w:r>
+    </w:p>
+    <w:p>
+      <w:pPr>
+        <w:rPr>
+          <w:rFonts w:ascii="Times New Roman" w:hAnsi="Times New Roman" w:cs="Times New Roman"/>
+          <w:b/>
+          <w:bCs/>
+          <w:sz w:val="24"/>
+          <w:szCs w:val="24"/>
+        </w:rPr>
+      </w:pPr>
+      <w:r>
+        <w:rPr>
+          <w:rFonts w:ascii="Times New Roman" w:hAnsi="Times New Roman" w:cs="Times New Roman"/>
+          <w:b/>
+          <w:bCs/>
+          <w:sz w:val="24"/>
+          <w:szCs w:val="24"/>
+        </w:rPr>
+        <w:t xml:space="preserve">   ```</w:t>
+      </w:r>
+      <w:proofErr w:type="spellStart"/>
+      <w:r>
+        <w:rPr>
+          <w:rFonts w:ascii="Times New Roman" w:hAnsi="Times New Roman" w:cs="Times New Roman"/>
+          <w:b/>
+          <w:bCs/>
+          <w:sz w:val="24"/>
+          <w:szCs w:val="24"/>
+        </w:rPr>
+        <w:t>jsx</w:t>
+      </w:r>
+      <w:proofErr w:type="spellEnd"/>
+    </w:p>
+    <w:p>
+      <w:pPr>
+        <w:rPr>
+          <w:rFonts w:ascii="Times New Roman" w:hAnsi="Times New Roman" w:cs="Times New Roman"/>
+          <w:b/>
+          <w:bCs/>
+          <w:sz w:val="24"/>
+          <w:szCs w:val="24"/>
+        </w:rPr>
+      </w:pPr>
+      <w:r>
+        <w:rPr>
+          <w:rFonts w:ascii="Times New Roman" w:hAnsi="Times New Roman" w:cs="Times New Roman"/>
+          <w:b/>
+          <w:bCs/>
+          <w:sz w:val="24"/>
+          <w:szCs w:val="24"/>
+        </w:rPr>
+        <w:t xml:space="preserve">   import React, { Suspense } from 'react';</w:t>
+      </w:r>
+    </w:p>
+    <w:p>
+      <w:pPr>
+        <w:rPr>
+          <w:rFonts w:ascii="Times New Roman" w:hAnsi="Times New Roman" w:cs="Times New Roman"/>
+          <w:b/>
+          <w:bCs/>
+          <w:sz w:val="24"/>
+          <w:szCs w:val="24"/>
+        </w:rPr>
+      </w:pPr>
+    </w:p>
+    <w:p>
+      <w:pPr>
+        <w:rPr>
+          <w:rFonts w:ascii="Times New Roman" w:hAnsi="Times New Roman" w:cs="Times New Roman"/>
+          <w:b/>
+          <w:bCs/>
+          <w:sz w:val="24"/>
+          <w:szCs w:val="24"/>
+        </w:rPr>
+      </w:pPr>
+      <w:r>
+        <w:rPr>
+          <w:rFonts w:ascii="Times New Roman" w:hAnsi="Times New Roman" w:cs="Times New Roman"/>
+          <w:b/>
+          <w:bCs/>
+          <w:sz w:val="24"/>
+          <w:szCs w:val="24"/>
+        </w:rPr>
+        <w:t xml:space="preserve">   const </w:t>
+      </w:r>
+      <w:proofErr w:type="spellStart"/>
+      <w:r>
+        <w:rPr>
+          <w:rFonts w:ascii="Times New Roman" w:hAnsi="Times New Roman" w:cs="Times New Roman"/>
+          <w:b/>
+          <w:bCs/>
+          <w:sz w:val="24"/>
+          <w:szCs w:val="24"/>
+        </w:rPr>
+        <w:t>LazyComponent</w:t>
+      </w:r>
+      <w:proofErr w:type="spellEnd"/>
+      <w:r>
+        <w:rPr>
+          <w:rFonts w:ascii="Times New Roman" w:hAnsi="Times New Roman" w:cs="Times New Roman"/>
+          <w:b/>
+          <w:bCs/>
+          <w:sz w:val="24"/>
+          <w:szCs w:val="24"/>
+        </w:rPr>
+        <w:t xml:space="preserve"> = </w:t>
+      </w:r>
+      <w:proofErr w:type="spellStart"/>
+      <w:r>
+        <w:rPr>
+          <w:rFonts w:ascii="Times New Roman" w:hAnsi="Times New Roman" w:cs="Times New Roman"/>
+          <w:b/>
+          <w:bCs/>
+          <w:sz w:val="24"/>
+          <w:szCs w:val="24"/>
+        </w:rPr>
+        <w:t>React.lazy</w:t>
+      </w:r>
+      <w:proofErr w:type="spellEnd"/>
+      <w:r>
+        <w:rPr>
+          <w:rFonts w:ascii="Times New Roman" w:hAnsi="Times New Roman" w:cs="Times New Roman"/>
+          <w:b/>
+          <w:bCs/>
+          <w:sz w:val="24"/>
+          <w:szCs w:val="24"/>
+        </w:rPr>
+        <w:t>(() =&gt; import('./</w:t>
+      </w:r>
+      <w:proofErr w:type="spellStart"/>
+      <w:r>
+        <w:rPr>
+          <w:rFonts w:ascii="Times New Roman" w:hAnsi="Times New Roman" w:cs="Times New Roman"/>
+          <w:b/>
+          <w:bCs/>
+          <w:sz w:val="24"/>
+          <w:szCs w:val="24"/>
+        </w:rPr>
+        <w:t>LazyComponent</w:t>
+      </w:r>
+      <w:proofErr w:type="spellEnd"/>
+      <w:r>
+        <w:rPr>
+          <w:rFonts w:ascii="Times New Roman" w:hAnsi="Times New Roman" w:cs="Times New Roman"/>
+          <w:b/>
+          <w:bCs/>
+          <w:sz w:val="24"/>
+          <w:szCs w:val="24"/>
+        </w:rPr>
+        <w:t>'));</w:t>
+      </w:r>
+    </w:p>
+    <w:p>
+      <w:pPr>
+        <w:rPr>
+          <w:rFonts w:ascii="Times New Roman" w:hAnsi="Times New Roman" w:cs="Times New Roman"/>
+          <w:b/>
+          <w:bCs/>
+          <w:sz w:val="24"/>
+          <w:szCs w:val="24"/>
+        </w:rPr>
+      </w:pPr>
+    </w:p>
+    <w:p>
+      <w:pPr>
+        <w:rPr>
+          <w:rFonts w:ascii="Times New Roman" w:hAnsi="Times New Roman" w:cs="Times New Roman"/>
+          <w:b/>
+          <w:bCs/>
+          <w:sz w:val="24"/>
+          <w:szCs w:val="24"/>
+        </w:rPr>
+      </w:pPr>
+      <w:r>
+        <w:rPr>
+          <w:rFonts w:ascii="Times New Roman" w:hAnsi="Times New Roman" w:cs="Times New Roman"/>
+          <w:b/>
+          <w:bCs/>
+          <w:sz w:val="24"/>
+          <w:szCs w:val="24"/>
+        </w:rPr>
+        <w:t xml:space="preserve">   function App() {</w:t>
+      </w:r>
+    </w:p>
+    <w:p>
+      <w:pPr>
+        <w:rPr>
+          <w:rFonts w:ascii="Times New Roman" w:hAnsi="Times New Roman" w:cs="Times New Roman"/>
+          <w:b/>
+          <w:bCs/>
+          <w:sz w:val="24"/>
+          <w:szCs w:val="24"/>
+        </w:rPr>
+      </w:pPr>
+      <w:r>
+        <w:rPr>
+          <w:rFonts w:ascii="Times New Roman" w:hAnsi="Times New Roman" w:cs="Times New Roman"/>
+          <w:b/>
+          <w:bCs/>
+          <w:sz w:val="24"/>
+          <w:szCs w:val="24"/>
+        </w:rPr>
+        <w:t xml:space="preserve">     return (</w:t>
+      </w:r>
+    </w:p>
+    <w:p>
+      <w:pPr>
+        <w:rPr>
+          <w:rFonts w:ascii="Times New Roman" w:hAnsi="Times New Roman" w:cs="Times New Roman"/>
+          <w:b/>
+          <w:bCs/>
+          <w:sz w:val="24"/>
+          <w:szCs w:val="24"/>
+        </w:rPr>
+      </w:pPr>
+      <w:r>
+        <w:rPr>
+          <w:rFonts w:ascii="Times New Roman" w:hAnsi="Times New Roman" w:cs="Times New Roman"/>
+          <w:b/>
+          <w:bCs/>
+          <w:sz w:val="24"/>
+          <w:szCs w:val="24"/>
+        </w:rPr>
+        <w:t xml:space="preserve">       &lt;div&gt;</w:t>
+      </w:r>
+    </w:p>
+    <w:p>
+      <w:pPr>
+        <w:rPr>
+          <w:rFonts w:ascii="Times New Roman" w:hAnsi="Times New Roman" w:cs="Times New Roman"/>
+          <w:b/>
+          <w:bCs/>
+          <w:sz w:val="24"/>
+          <w:szCs w:val="24"/>
+        </w:rPr>
+      </w:pPr>
+      <w:r>
+        <w:rPr>
+          <w:rFonts w:ascii="Times New Roman" w:hAnsi="Times New Roman" w:cs="Times New Roman"/>
+          <w:b/>
+          <w:bCs/>
+          <w:sz w:val="24"/>
+          <w:szCs w:val="24"/>
+        </w:rPr>
+        <w:t xml:space="preserve">         &lt;Suspense fallback={&lt;div&gt;Loading...&lt;/div&gt;}&gt;</w:t>
+      </w:r>
+    </w:p>
+    <w:p>
+      <w:pPr>
+        <w:rPr>
+          <w:rFonts w:ascii="Times New Roman" w:hAnsi="Times New Roman" w:cs="Times New Roman"/>
+          <w:b/>
+          <w:bCs/>
+          <w:sz w:val="24"/>
+          <w:szCs w:val="24"/>
+        </w:rPr>
+      </w:pPr>
+      <w:r>
+        <w:rPr>
+          <w:rFonts w:ascii="Times New Roman" w:hAnsi="Times New Roman" w:cs="Times New Roman"/>
+          <w:b/>
+          <w:bCs/>
+          <w:sz w:val="24"/>
+          <w:szCs w:val="24"/>
+        </w:rPr>
+        <w:t xml:space="preserve">           &lt;</w:t>
+      </w:r>
+      <w:proofErr w:type="spellStart"/>
+      <w:r>
+        <w:rPr>
+          <w:rFonts w:ascii="Times New Roman" w:hAnsi="Times New Roman" w:cs="Times New Roman"/>
+          <w:b/>
+          <w:bCs/>
+          <w:sz w:val="24"/>
+          <w:szCs w:val="24"/>
+        </w:rPr>
+        <w:t>LazyComponent</w:t>
+      </w:r>
+      <w:proofErr w:type="spellEnd"/>
+      <w:r>
+        <w:rPr>
+          <w:rFonts w:ascii="Times New Roman" w:hAnsi="Times New Roman" w:cs="Times New Roman"/>
+          <w:b/>
+          <w:bCs/>
+          <w:sz w:val="24"/>
+          <w:szCs w:val="24"/>
+        </w:rPr>
+        <w:t xml:space="preserve"> /&gt;</w:t>
+      </w:r>
+    </w:p>
+    <w:p>
+      <w:pPr>
+        <w:rPr>
+          <w:rFonts w:ascii="Times New Roman" w:hAnsi="Times New Roman" w:cs="Times New Roman"/>
+          <w:b/>
+          <w:bCs/>
+          <w:sz w:val="24"/>
+          <w:szCs w:val="24"/>
+        </w:rPr>
+      </w:pPr>
+      <w:r>
+        <w:rPr>
+          <w:rFonts w:ascii="Times New Roman" w:hAnsi="Times New Roman" w:cs="Times New Roman"/>
+          <w:b/>
+          <w:bCs/>
+          <w:sz w:val="24"/>
+          <w:szCs w:val="24"/>
+        </w:rPr>
+        <w:t xml:space="preserve">         &lt;/Suspense&gt;</w:t>
+      </w:r>
+    </w:p>
+    <w:p>
+      <w:pPr>
+        <w:rPr>
+          <w:rFonts w:ascii="Times New Roman" w:hAnsi="Times New Roman" w:cs="Times New Roman"/>
+          <w:b/>
+          <w:bCs/>
+          <w:sz w:val="24"/>
+          <w:szCs w:val="24"/>
+        </w:rPr>
+      </w:pPr>
+      <w:r>
+        <w:rPr>
+          <w:rFonts w:ascii="Times New Roman" w:hAnsi="Times New Roman" w:cs="Times New Roman"/>
+          <w:b/>
+          <w:bCs/>
+          <w:sz w:val="24"/>
+          <w:szCs w:val="24"/>
+        </w:rPr>
+        <w:t xml:space="preserve">       &lt;/div&gt;</w:t>
+      </w:r>
+    </w:p>
+    <w:p>
+      <w:pPr>
+        <w:rPr>
+          <w:rFonts w:ascii="Times New Roman" w:hAnsi="Times New Roman" w:cs="Times New Roman"/>
+          <w:b/>
+          <w:bCs/>
+          <w:sz w:val="24"/>
+          <w:szCs w:val="24"/>
+        </w:rPr>
+      </w:pPr>
+      <w:r>
+        <w:rPr>
+          <w:rFonts w:ascii="Times New Roman" w:hAnsi="Times New Roman" w:cs="Times New Roman"/>
+          <w:b/>
+          <w:bCs/>
+          <w:sz w:val="24"/>
+          <w:szCs w:val="24"/>
+        </w:rPr>
+        <w:t xml:space="preserve">     );</w:t>
+      </w:r>
+    </w:p>
+    <w:p>
+      <w:pPr>
+        <w:rPr>
+          <w:rFonts w:ascii="Times New Roman" w:hAnsi="Times New Roman" w:cs="Times New Roman"/>
+          <w:b/>
+          <w:bCs/>
+          <w:sz w:val="24"/>
+          <w:szCs w:val="24"/>
+        </w:rPr>
+      </w:pPr>
+      <w:r>
+        <w:rPr>
+          <w:rFonts w:ascii="Times New Roman" w:hAnsi="Times New Roman" w:cs="Times New Roman"/>
+          <w:b/>
+          <w:bCs/>
+          <w:sz w:val="24"/>
+          <w:szCs w:val="24"/>
+        </w:rPr>
         <w:lastRenderedPageBreak/>
-        <w:t xml:space="preserve">   - You wrap your lazy-loaded component in a `</w:t>
+        <w:t xml:space="preserve">   }</w:t>
+      </w:r>
+    </w:p>
+    <w:p>
+      <w:pPr>
+        <w:rPr>
+          <w:rFonts w:ascii="Times New Roman" w:hAnsi="Times New Roman" w:cs="Times New Roman"/>
+          <w:b/>
+          <w:bCs/>
+          <w:sz w:val="24"/>
+          <w:szCs w:val="24"/>
+        </w:rPr>
+      </w:pPr>
+      <w:r>
+        <w:rPr>
+          <w:rFonts w:ascii="Times New Roman" w:hAnsi="Times New Roman" w:cs="Times New Roman"/>
+          <w:b/>
+          <w:bCs/>
+          <w:sz w:val="24"/>
+          <w:szCs w:val="24"/>
+        </w:rPr>
+        <w:t xml:space="preserve">   ```</w:t>
+      </w:r>
+    </w:p>
+    <w:p>
+      <w:pPr>
+        <w:rPr>
+          <w:rFonts w:ascii="Times New Roman" w:hAnsi="Times New Roman" w:cs="Times New Roman"/>
+          <w:b/>
+          <w:bCs/>
+          <w:sz w:val="24"/>
+          <w:szCs w:val="24"/>
+        </w:rPr>
+      </w:pPr>
+    </w:p>
+    <w:p>
+      <w:pPr>
+        <w:rPr>
+          <w:rFonts w:ascii="Times New Roman" w:hAnsi="Times New Roman" w:cs="Times New Roman"/>
+          <w:b/>
+          <w:bCs/>
+          <w:sz w:val="24"/>
+          <w:szCs w:val="24"/>
+        </w:rPr>
+      </w:pPr>
+      <w:r>
+        <w:rPr>
+          <w:rFonts w:ascii="Times New Roman" w:hAnsi="Times New Roman" w:cs="Times New Roman"/>
+          <w:b/>
+          <w:bCs/>
+          <w:sz w:val="24"/>
+          <w:szCs w:val="24"/>
+        </w:rPr>
+        <w:t>2. **Dynamic Import with React Router:**</w:t>
+      </w:r>
+    </w:p>
+    <w:p>
+      <w:pPr>
+        <w:rPr>
+          <w:rFonts w:ascii="Times New Roman" w:hAnsi="Times New Roman" w:cs="Times New Roman"/>
+          <w:b/>
+          <w:bCs/>
+          <w:sz w:val="24"/>
+          <w:szCs w:val="24"/>
+        </w:rPr>
+      </w:pPr>
+      <w:r>
+        <w:rPr>
+          <w:rFonts w:ascii="Times New Roman" w:hAnsi="Times New Roman" w:cs="Times New Roman"/>
+          <w:b/>
+          <w:bCs/>
+          <w:sz w:val="24"/>
+          <w:szCs w:val="24"/>
+        </w:rPr>
+        <w:t xml:space="preserve">   - If you’re using React Router for navigation, you can also dynamically import route components.</w:t>
+      </w:r>
+    </w:p>
+    <w:p>
+      <w:pPr>
+        <w:rPr>
+          <w:rFonts w:ascii="Times New Roman" w:hAnsi="Times New Roman" w:cs="Times New Roman"/>
+          <w:b/>
+          <w:bCs/>
+          <w:sz w:val="24"/>
+          <w:szCs w:val="24"/>
+        </w:rPr>
+      </w:pPr>
+    </w:p>
+    <w:p>
+      <w:pPr>
+        <w:rPr>
+          <w:rFonts w:ascii="Times New Roman" w:hAnsi="Times New Roman" w:cs="Times New Roman"/>
+          <w:b/>
+          <w:bCs/>
+          <w:sz w:val="24"/>
+          <w:szCs w:val="24"/>
+        </w:rPr>
+      </w:pPr>
+      <w:r>
+        <w:rPr>
+          <w:rFonts w:ascii="Times New Roman" w:hAnsi="Times New Roman" w:cs="Times New Roman"/>
+          <w:b/>
+          <w:bCs/>
+          <w:sz w:val="24"/>
+          <w:szCs w:val="24"/>
+        </w:rPr>
+        <w:t xml:space="preserve">   **Example:**</w:t>
+      </w:r>
+    </w:p>
+    <w:p>
+      <w:pPr>
+        <w:rPr>
+          <w:rFonts w:ascii="Times New Roman" w:hAnsi="Times New Roman" w:cs="Times New Roman"/>
+          <w:b/>
+          <w:bCs/>
+          <w:sz w:val="24"/>
+          <w:szCs w:val="24"/>
+        </w:rPr>
+      </w:pPr>
+      <w:r>
+        <w:rPr>
+          <w:rFonts w:ascii="Times New Roman" w:hAnsi="Times New Roman" w:cs="Times New Roman"/>
+          <w:b/>
+          <w:bCs/>
+          <w:sz w:val="24"/>
+          <w:szCs w:val="24"/>
+        </w:rPr>
+        <w:t xml:space="preserve">   ```</w:t>
       </w:r>
       <w:proofErr w:type="spellStart"/>
       <w:r>
@@ -18589,71 +19345,50 @@
           <w:sz w:val="24"/>
           <w:szCs w:val="24"/>
         </w:rPr>
-        <w:t>React.Suspense</w:t>
+        <w:t>jsx</w:t>
       </w:r>
       <w:proofErr w:type="spellEnd"/>
-      <w:r>
-        <w:rPr>
-          <w:rFonts w:ascii="Times New Roman" w:hAnsi="Times New Roman" w:cs="Times New Roman"/>
-          <w:b/>
-          <w:bCs/>
-          <w:sz w:val="24"/>
-          <w:szCs w:val="24"/>
-        </w:rPr>
-        <w:t>` component, which allows you to specify a fallback UI (e.g., a loading spinner) while the component is being loaded.</w:t>
-      </w:r>
-    </w:p>
-    <w:p>
-      <w:pPr>
-        <w:rPr>
-          <w:rFonts w:ascii="Times New Roman" w:hAnsi="Times New Roman" w:cs="Times New Roman"/>
-          <w:b/>
-          <w:bCs/>
-          <w:sz w:val="24"/>
-          <w:szCs w:val="24"/>
-        </w:rPr>
-      </w:pPr>
-    </w:p>
-    <w:p>
-      <w:pPr>
-        <w:rPr>
-          <w:rFonts w:ascii="Times New Roman" w:hAnsi="Times New Roman" w:cs="Times New Roman"/>
-          <w:b/>
-          <w:bCs/>
-          <w:sz w:val="24"/>
-          <w:szCs w:val="24"/>
-        </w:rPr>
-      </w:pPr>
-      <w:r>
-        <w:rPr>
-          <w:rFonts w:ascii="Times New Roman" w:hAnsi="Times New Roman" w:cs="Times New Roman"/>
-          <w:b/>
-          <w:bCs/>
-          <w:sz w:val="24"/>
-          <w:szCs w:val="24"/>
-        </w:rPr>
-        <w:t xml:space="preserve">   **Example:**</w:t>
-      </w:r>
-    </w:p>
-    <w:p>
-      <w:pPr>
-        <w:rPr>
-          <w:rFonts w:ascii="Times New Roman" w:hAnsi="Times New Roman" w:cs="Times New Roman"/>
-          <w:b/>
-          <w:bCs/>
-          <w:sz w:val="24"/>
-          <w:szCs w:val="24"/>
-        </w:rPr>
-      </w:pPr>
-      <w:r>
-        <w:rPr>
-          <w:rFonts w:ascii="Times New Roman" w:hAnsi="Times New Roman" w:cs="Times New Roman"/>
-          <w:b/>
-          <w:bCs/>
-          <w:sz w:val="24"/>
-          <w:szCs w:val="24"/>
-        </w:rPr>
-        <w:t xml:space="preserve">   ```</w:t>
+    </w:p>
+    <w:p>
+      <w:pPr>
+        <w:rPr>
+          <w:rFonts w:ascii="Times New Roman" w:hAnsi="Times New Roman" w:cs="Times New Roman"/>
+          <w:b/>
+          <w:bCs/>
+          <w:sz w:val="24"/>
+          <w:szCs w:val="24"/>
+        </w:rPr>
+      </w:pPr>
+      <w:r>
+        <w:rPr>
+          <w:rFonts w:ascii="Times New Roman" w:hAnsi="Times New Roman" w:cs="Times New Roman"/>
+          <w:b/>
+          <w:bCs/>
+          <w:sz w:val="24"/>
+          <w:szCs w:val="24"/>
+        </w:rPr>
+        <w:t xml:space="preserve">   import React, { Suspense } from 'react';</w:t>
+      </w:r>
+    </w:p>
+    <w:p>
+      <w:pPr>
+        <w:rPr>
+          <w:rFonts w:ascii="Times New Roman" w:hAnsi="Times New Roman" w:cs="Times New Roman"/>
+          <w:b/>
+          <w:bCs/>
+          <w:sz w:val="24"/>
+          <w:szCs w:val="24"/>
+        </w:rPr>
+      </w:pPr>
+      <w:r>
+        <w:rPr>
+          <w:rFonts w:ascii="Times New Roman" w:hAnsi="Times New Roman" w:cs="Times New Roman"/>
+          <w:b/>
+          <w:bCs/>
+          <w:sz w:val="24"/>
+          <w:szCs w:val="24"/>
+        </w:rPr>
+        <w:t xml:space="preserve">   import { </w:t>
       </w:r>
       <w:proofErr w:type="spellStart"/>
       <w:r>
@@ -18664,29 +19399,40 @@
           <w:sz w:val="24"/>
           <w:szCs w:val="24"/>
         </w:rPr>
-        <w:t>jsx</w:t>
+        <w:t>BrowserRouter</w:t>
       </w:r>
       <w:proofErr w:type="spellEnd"/>
-    </w:p>
-    <w:p>
-      <w:pPr>
-        <w:rPr>
-          <w:rFonts w:ascii="Times New Roman" w:hAnsi="Times New Roman" w:cs="Times New Roman"/>
-          <w:b/>
-          <w:bCs/>
-          <w:sz w:val="24"/>
-          <w:szCs w:val="24"/>
-        </w:rPr>
-      </w:pPr>
-      <w:r>
-        <w:rPr>
-          <w:rFonts w:ascii="Times New Roman" w:hAnsi="Times New Roman" w:cs="Times New Roman"/>
-          <w:b/>
-          <w:bCs/>
-          <w:sz w:val="24"/>
-          <w:szCs w:val="24"/>
-        </w:rPr>
-        <w:t xml:space="preserve">   import React, { Suspense } from 'react';</w:t>
+      <w:r>
+        <w:rPr>
+          <w:rFonts w:ascii="Times New Roman" w:hAnsi="Times New Roman" w:cs="Times New Roman"/>
+          <w:b/>
+          <w:bCs/>
+          <w:sz w:val="24"/>
+          <w:szCs w:val="24"/>
+        </w:rPr>
+        <w:t xml:space="preserve"> as Router, Route, Switch } from 'react-router-</w:t>
+      </w:r>
+      <w:proofErr w:type="spellStart"/>
+      <w:r>
+        <w:rPr>
+          <w:rFonts w:ascii="Times New Roman" w:hAnsi="Times New Roman" w:cs="Times New Roman"/>
+          <w:b/>
+          <w:bCs/>
+          <w:sz w:val="24"/>
+          <w:szCs w:val="24"/>
+        </w:rPr>
+        <w:t>dom</w:t>
+      </w:r>
+      <w:proofErr w:type="spellEnd"/>
+      <w:r>
+        <w:rPr>
+          <w:rFonts w:ascii="Times New Roman" w:hAnsi="Times New Roman" w:cs="Times New Roman"/>
+          <w:b/>
+          <w:bCs/>
+          <w:sz w:val="24"/>
+          <w:szCs w:val="24"/>
+        </w:rPr>
+        <w:t>';</w:t>
       </w:r>
     </w:p>
     <w:p>
@@ -18729,7 +19475,7 @@
           <w:sz w:val="24"/>
           <w:szCs w:val="24"/>
         </w:rPr>
-        <w:t>LazyComponent</w:t>
+        <w:t>HomePage</w:t>
       </w:r>
       <w:proofErr w:type="spellEnd"/>
       <w:r>
@@ -18773,7 +19519,7 @@
           <w:sz w:val="24"/>
           <w:szCs w:val="24"/>
         </w:rPr>
-        <w:t>LazyComponent</w:t>
+        <w:t>HomePage</w:t>
       </w:r>
       <w:proofErr w:type="spellEnd"/>
       <w:r>
@@ -18797,560 +19543,14 @@
           <w:szCs w:val="24"/>
         </w:rPr>
       </w:pPr>
-    </w:p>
-    <w:p>
-      <w:pPr>
-        <w:rPr>
-          <w:rFonts w:ascii="Times New Roman" w:hAnsi="Times New Roman" w:cs="Times New Roman"/>
-          <w:b/>
-          <w:bCs/>
-          <w:sz w:val="24"/>
-          <w:szCs w:val="24"/>
-        </w:rPr>
-      </w:pPr>
-      <w:r>
-        <w:rPr>
-          <w:rFonts w:ascii="Times New Roman" w:hAnsi="Times New Roman" w:cs="Times New Roman"/>
-          <w:b/>
-          <w:bCs/>
-          <w:sz w:val="24"/>
-          <w:szCs w:val="24"/>
-        </w:rPr>
-        <w:t xml:space="preserve">   function App() {</w:t>
-      </w:r>
-    </w:p>
-    <w:p>
-      <w:pPr>
-        <w:rPr>
-          <w:rFonts w:ascii="Times New Roman" w:hAnsi="Times New Roman" w:cs="Times New Roman"/>
-          <w:b/>
-          <w:bCs/>
-          <w:sz w:val="24"/>
-          <w:szCs w:val="24"/>
-        </w:rPr>
-      </w:pPr>
-      <w:r>
-        <w:rPr>
-          <w:rFonts w:ascii="Times New Roman" w:hAnsi="Times New Roman" w:cs="Times New Roman"/>
-          <w:b/>
-          <w:bCs/>
-          <w:sz w:val="24"/>
-          <w:szCs w:val="24"/>
-        </w:rPr>
-        <w:t xml:space="preserve">     return (</w:t>
-      </w:r>
-    </w:p>
-    <w:p>
-      <w:pPr>
-        <w:rPr>
-          <w:rFonts w:ascii="Times New Roman" w:hAnsi="Times New Roman" w:cs="Times New Roman"/>
-          <w:b/>
-          <w:bCs/>
-          <w:sz w:val="24"/>
-          <w:szCs w:val="24"/>
-        </w:rPr>
-      </w:pPr>
-      <w:r>
-        <w:rPr>
-          <w:rFonts w:ascii="Times New Roman" w:hAnsi="Times New Roman" w:cs="Times New Roman"/>
-          <w:b/>
-          <w:bCs/>
-          <w:sz w:val="24"/>
-          <w:szCs w:val="24"/>
-        </w:rPr>
-        <w:t xml:space="preserve">       &lt;div&gt;</w:t>
-      </w:r>
-    </w:p>
-    <w:p>
-      <w:pPr>
-        <w:rPr>
-          <w:rFonts w:ascii="Times New Roman" w:hAnsi="Times New Roman" w:cs="Times New Roman"/>
-          <w:b/>
-          <w:bCs/>
-          <w:sz w:val="24"/>
-          <w:szCs w:val="24"/>
-        </w:rPr>
-      </w:pPr>
-      <w:r>
-        <w:rPr>
-          <w:rFonts w:ascii="Times New Roman" w:hAnsi="Times New Roman" w:cs="Times New Roman"/>
-          <w:b/>
-          <w:bCs/>
-          <w:sz w:val="24"/>
-          <w:szCs w:val="24"/>
-        </w:rPr>
-        <w:t xml:space="preserve">         &lt;Suspense fallback={&lt;div&gt;Loading...&lt;/div&gt;}&gt;</w:t>
-      </w:r>
-    </w:p>
-    <w:p>
-      <w:pPr>
-        <w:rPr>
-          <w:rFonts w:ascii="Times New Roman" w:hAnsi="Times New Roman" w:cs="Times New Roman"/>
-          <w:b/>
-          <w:bCs/>
-          <w:sz w:val="24"/>
-          <w:szCs w:val="24"/>
-        </w:rPr>
-      </w:pPr>
-      <w:r>
-        <w:rPr>
-          <w:rFonts w:ascii="Times New Roman" w:hAnsi="Times New Roman" w:cs="Times New Roman"/>
-          <w:b/>
-          <w:bCs/>
-          <w:sz w:val="24"/>
-          <w:szCs w:val="24"/>
-        </w:rPr>
-        <w:t xml:space="preserve">           &lt;</w:t>
-      </w:r>
-      <w:proofErr w:type="spellStart"/>
-      <w:r>
-        <w:rPr>
-          <w:rFonts w:ascii="Times New Roman" w:hAnsi="Times New Roman" w:cs="Times New Roman"/>
-          <w:b/>
-          <w:bCs/>
-          <w:sz w:val="24"/>
-          <w:szCs w:val="24"/>
-        </w:rPr>
-        <w:t>LazyComponent</w:t>
-      </w:r>
-      <w:proofErr w:type="spellEnd"/>
-      <w:r>
-        <w:rPr>
-          <w:rFonts w:ascii="Times New Roman" w:hAnsi="Times New Roman" w:cs="Times New Roman"/>
-          <w:b/>
-          <w:bCs/>
-          <w:sz w:val="24"/>
-          <w:szCs w:val="24"/>
-        </w:rPr>
-        <w:t xml:space="preserve"> /&gt;</w:t>
-      </w:r>
-    </w:p>
-    <w:p>
-      <w:pPr>
-        <w:rPr>
-          <w:rFonts w:ascii="Times New Roman" w:hAnsi="Times New Roman" w:cs="Times New Roman"/>
-          <w:b/>
-          <w:bCs/>
-          <w:sz w:val="24"/>
-          <w:szCs w:val="24"/>
-        </w:rPr>
-      </w:pPr>
-      <w:r>
-        <w:rPr>
-          <w:rFonts w:ascii="Times New Roman" w:hAnsi="Times New Roman" w:cs="Times New Roman"/>
-          <w:b/>
-          <w:bCs/>
-          <w:sz w:val="24"/>
-          <w:szCs w:val="24"/>
-        </w:rPr>
-        <w:t xml:space="preserve">         &lt;/Suspense&gt;</w:t>
-      </w:r>
-    </w:p>
-    <w:p>
-      <w:pPr>
-        <w:rPr>
-          <w:rFonts w:ascii="Times New Roman" w:hAnsi="Times New Roman" w:cs="Times New Roman"/>
-          <w:b/>
-          <w:bCs/>
-          <w:sz w:val="24"/>
-          <w:szCs w:val="24"/>
-        </w:rPr>
-      </w:pPr>
-      <w:r>
-        <w:rPr>
-          <w:rFonts w:ascii="Times New Roman" w:hAnsi="Times New Roman" w:cs="Times New Roman"/>
-          <w:b/>
-          <w:bCs/>
-          <w:sz w:val="24"/>
-          <w:szCs w:val="24"/>
-        </w:rPr>
-        <w:t xml:space="preserve">       &lt;/div&gt;</w:t>
-      </w:r>
-    </w:p>
-    <w:p>
-      <w:pPr>
-        <w:rPr>
-          <w:rFonts w:ascii="Times New Roman" w:hAnsi="Times New Roman" w:cs="Times New Roman"/>
-          <w:b/>
-          <w:bCs/>
-          <w:sz w:val="24"/>
-          <w:szCs w:val="24"/>
-        </w:rPr>
-      </w:pPr>
-      <w:r>
-        <w:rPr>
-          <w:rFonts w:ascii="Times New Roman" w:hAnsi="Times New Roman" w:cs="Times New Roman"/>
-          <w:b/>
-          <w:bCs/>
-          <w:sz w:val="24"/>
-          <w:szCs w:val="24"/>
-        </w:rPr>
-        <w:t xml:space="preserve">     );</w:t>
-      </w:r>
-    </w:p>
-    <w:p>
-      <w:pPr>
-        <w:rPr>
-          <w:rFonts w:ascii="Times New Roman" w:hAnsi="Times New Roman" w:cs="Times New Roman"/>
-          <w:b/>
-          <w:bCs/>
-          <w:sz w:val="24"/>
-          <w:szCs w:val="24"/>
-        </w:rPr>
-      </w:pPr>
-      <w:r>
-        <w:rPr>
-          <w:rFonts w:ascii="Times New Roman" w:hAnsi="Times New Roman" w:cs="Times New Roman"/>
-          <w:b/>
-          <w:bCs/>
-          <w:sz w:val="24"/>
-          <w:szCs w:val="24"/>
-        </w:rPr>
-        <w:t xml:space="preserve">   }</w:t>
-      </w:r>
-    </w:p>
-    <w:p>
-      <w:pPr>
-        <w:rPr>
-          <w:rFonts w:ascii="Times New Roman" w:hAnsi="Times New Roman" w:cs="Times New Roman"/>
-          <w:b/>
-          <w:bCs/>
-          <w:sz w:val="24"/>
-          <w:szCs w:val="24"/>
-        </w:rPr>
-      </w:pPr>
-      <w:r>
-        <w:rPr>
-          <w:rFonts w:ascii="Times New Roman" w:hAnsi="Times New Roman" w:cs="Times New Roman"/>
-          <w:b/>
-          <w:bCs/>
-          <w:sz w:val="24"/>
-          <w:szCs w:val="24"/>
-        </w:rPr>
-        <w:t xml:space="preserve">   ```</w:t>
-      </w:r>
-    </w:p>
-    <w:p>
-      <w:pPr>
-        <w:rPr>
-          <w:rFonts w:ascii="Times New Roman" w:hAnsi="Times New Roman" w:cs="Times New Roman"/>
-          <w:b/>
-          <w:bCs/>
-          <w:sz w:val="24"/>
-          <w:szCs w:val="24"/>
-        </w:rPr>
-      </w:pPr>
-    </w:p>
-    <w:p>
-      <w:pPr>
-        <w:rPr>
-          <w:rFonts w:ascii="Times New Roman" w:hAnsi="Times New Roman" w:cs="Times New Roman"/>
-          <w:b/>
-          <w:bCs/>
-          <w:sz w:val="24"/>
-          <w:szCs w:val="24"/>
-        </w:rPr>
-      </w:pPr>
-      <w:r>
-        <w:rPr>
-          <w:rFonts w:ascii="Times New Roman" w:hAnsi="Times New Roman" w:cs="Times New Roman"/>
-          <w:b/>
-          <w:bCs/>
-          <w:sz w:val="24"/>
-          <w:szCs w:val="24"/>
-        </w:rPr>
-        <w:t>2. **Dynamic Import with React Router:**</w:t>
-      </w:r>
-    </w:p>
-    <w:p>
-      <w:pPr>
-        <w:rPr>
-          <w:rFonts w:ascii="Times New Roman" w:hAnsi="Times New Roman" w:cs="Times New Roman"/>
-          <w:b/>
-          <w:bCs/>
-          <w:sz w:val="24"/>
-          <w:szCs w:val="24"/>
-        </w:rPr>
-      </w:pPr>
-      <w:r>
-        <w:rPr>
-          <w:rFonts w:ascii="Times New Roman" w:hAnsi="Times New Roman" w:cs="Times New Roman"/>
-          <w:b/>
-          <w:bCs/>
-          <w:sz w:val="24"/>
-          <w:szCs w:val="24"/>
-        </w:rPr>
-        <w:t xml:space="preserve">   - If you’re using React Router for navigation, you can also dynamically import route components.</w:t>
-      </w:r>
-    </w:p>
-    <w:p>
-      <w:pPr>
-        <w:rPr>
-          <w:rFonts w:ascii="Times New Roman" w:hAnsi="Times New Roman" w:cs="Times New Roman"/>
-          <w:b/>
-          <w:bCs/>
-          <w:sz w:val="24"/>
-          <w:szCs w:val="24"/>
-        </w:rPr>
-      </w:pPr>
-    </w:p>
-    <w:p>
-      <w:pPr>
-        <w:rPr>
-          <w:rFonts w:ascii="Times New Roman" w:hAnsi="Times New Roman" w:cs="Times New Roman"/>
-          <w:b/>
-          <w:bCs/>
-          <w:sz w:val="24"/>
-          <w:szCs w:val="24"/>
-        </w:rPr>
-      </w:pPr>
-      <w:r>
-        <w:rPr>
-          <w:rFonts w:ascii="Times New Roman" w:hAnsi="Times New Roman" w:cs="Times New Roman"/>
-          <w:b/>
-          <w:bCs/>
-          <w:sz w:val="24"/>
-          <w:szCs w:val="24"/>
-        </w:rPr>
-        <w:t xml:space="preserve">   **Example:**</w:t>
-      </w:r>
-    </w:p>
-    <w:p>
-      <w:pPr>
-        <w:rPr>
-          <w:rFonts w:ascii="Times New Roman" w:hAnsi="Times New Roman" w:cs="Times New Roman"/>
-          <w:b/>
-          <w:bCs/>
-          <w:sz w:val="24"/>
-          <w:szCs w:val="24"/>
-        </w:rPr>
-      </w:pPr>
-      <w:r>
-        <w:rPr>
-          <w:rFonts w:ascii="Times New Roman" w:hAnsi="Times New Roman" w:cs="Times New Roman"/>
-          <w:b/>
-          <w:bCs/>
-          <w:sz w:val="24"/>
-          <w:szCs w:val="24"/>
-        </w:rPr>
-        <w:t xml:space="preserve">   ```</w:t>
-      </w:r>
-      <w:proofErr w:type="spellStart"/>
-      <w:r>
-        <w:rPr>
-          <w:rFonts w:ascii="Times New Roman" w:hAnsi="Times New Roman" w:cs="Times New Roman"/>
-          <w:b/>
-          <w:bCs/>
-          <w:sz w:val="24"/>
-          <w:szCs w:val="24"/>
-        </w:rPr>
-        <w:t>jsx</w:t>
-      </w:r>
-      <w:proofErr w:type="spellEnd"/>
-    </w:p>
-    <w:p>
-      <w:pPr>
-        <w:rPr>
-          <w:rFonts w:ascii="Times New Roman" w:hAnsi="Times New Roman" w:cs="Times New Roman"/>
-          <w:b/>
-          <w:bCs/>
-          <w:sz w:val="24"/>
-          <w:szCs w:val="24"/>
-        </w:rPr>
-      </w:pPr>
-      <w:r>
-        <w:rPr>
-          <w:rFonts w:ascii="Times New Roman" w:hAnsi="Times New Roman" w:cs="Times New Roman"/>
-          <w:b/>
-          <w:bCs/>
-          <w:sz w:val="24"/>
-          <w:szCs w:val="24"/>
-        </w:rPr>
-        <w:t xml:space="preserve">   import React, { Suspense } from 'react';</w:t>
-      </w:r>
-    </w:p>
-    <w:p>
-      <w:pPr>
-        <w:rPr>
-          <w:rFonts w:ascii="Times New Roman" w:hAnsi="Times New Roman" w:cs="Times New Roman"/>
-          <w:b/>
-          <w:bCs/>
-          <w:sz w:val="24"/>
-          <w:szCs w:val="24"/>
-        </w:rPr>
-      </w:pPr>
-      <w:r>
-        <w:rPr>
-          <w:rFonts w:ascii="Times New Roman" w:hAnsi="Times New Roman" w:cs="Times New Roman"/>
-          <w:b/>
-          <w:bCs/>
-          <w:sz w:val="24"/>
-          <w:szCs w:val="24"/>
-        </w:rPr>
-        <w:t xml:space="preserve">   import { </w:t>
-      </w:r>
-      <w:proofErr w:type="spellStart"/>
-      <w:r>
-        <w:rPr>
-          <w:rFonts w:ascii="Times New Roman" w:hAnsi="Times New Roman" w:cs="Times New Roman"/>
-          <w:b/>
-          <w:bCs/>
-          <w:sz w:val="24"/>
-          <w:szCs w:val="24"/>
-        </w:rPr>
-        <w:t>BrowserRouter</w:t>
-      </w:r>
-      <w:proofErr w:type="spellEnd"/>
-      <w:r>
-        <w:rPr>
-          <w:rFonts w:ascii="Times New Roman" w:hAnsi="Times New Roman" w:cs="Times New Roman"/>
-          <w:b/>
-          <w:bCs/>
-          <w:sz w:val="24"/>
-          <w:szCs w:val="24"/>
-        </w:rPr>
-        <w:t xml:space="preserve"> as Router, Route, Switch } from 'react-router-</w:t>
-      </w:r>
-      <w:proofErr w:type="spellStart"/>
-      <w:r>
-        <w:rPr>
-          <w:rFonts w:ascii="Times New Roman" w:hAnsi="Times New Roman" w:cs="Times New Roman"/>
-          <w:b/>
-          <w:bCs/>
-          <w:sz w:val="24"/>
-          <w:szCs w:val="24"/>
-        </w:rPr>
-        <w:t>dom</w:t>
-      </w:r>
-      <w:proofErr w:type="spellEnd"/>
-      <w:r>
-        <w:rPr>
-          <w:rFonts w:ascii="Times New Roman" w:hAnsi="Times New Roman" w:cs="Times New Roman"/>
-          <w:b/>
-          <w:bCs/>
-          <w:sz w:val="24"/>
-          <w:szCs w:val="24"/>
-        </w:rPr>
-        <w:t>';</w:t>
-      </w:r>
-    </w:p>
-    <w:p>
-      <w:pPr>
-        <w:rPr>
-          <w:rFonts w:ascii="Times New Roman" w:hAnsi="Times New Roman" w:cs="Times New Roman"/>
-          <w:b/>
-          <w:bCs/>
-          <w:sz w:val="24"/>
-          <w:szCs w:val="24"/>
-        </w:rPr>
-      </w:pPr>
-    </w:p>
-    <w:p>
-      <w:pPr>
-        <w:rPr>
-          <w:rFonts w:ascii="Times New Roman" w:hAnsi="Times New Roman" w:cs="Times New Roman"/>
-          <w:b/>
-          <w:bCs/>
-          <w:sz w:val="24"/>
-          <w:szCs w:val="24"/>
-        </w:rPr>
-      </w:pPr>
-      <w:r>
-        <w:rPr>
-          <w:rFonts w:ascii="Times New Roman" w:hAnsi="Times New Roman" w:cs="Times New Roman"/>
-          <w:b/>
-          <w:bCs/>
-          <w:sz w:val="24"/>
-          <w:szCs w:val="24"/>
-        </w:rPr>
-        <w:t xml:space="preserve">   const </w:t>
-      </w:r>
-      <w:proofErr w:type="spellStart"/>
-      <w:r>
-        <w:rPr>
-          <w:rFonts w:ascii="Times New Roman" w:hAnsi="Times New Roman" w:cs="Times New Roman"/>
-          <w:b/>
-          <w:bCs/>
-          <w:sz w:val="24"/>
-          <w:szCs w:val="24"/>
-        </w:rPr>
-        <w:t>HomePage</w:t>
-      </w:r>
-      <w:proofErr w:type="spellEnd"/>
-      <w:r>
-        <w:rPr>
-          <w:rFonts w:ascii="Times New Roman" w:hAnsi="Times New Roman" w:cs="Times New Roman"/>
-          <w:b/>
-          <w:bCs/>
-          <w:sz w:val="24"/>
-          <w:szCs w:val="24"/>
-        </w:rPr>
-        <w:t xml:space="preserve"> = </w:t>
-      </w:r>
-      <w:proofErr w:type="spellStart"/>
-      <w:r>
-        <w:rPr>
-          <w:rFonts w:ascii="Times New Roman" w:hAnsi="Times New Roman" w:cs="Times New Roman"/>
-          <w:b/>
-          <w:bCs/>
-          <w:sz w:val="24"/>
-          <w:szCs w:val="24"/>
-        </w:rPr>
-        <w:t>React.lazy</w:t>
-      </w:r>
-      <w:proofErr w:type="spellEnd"/>
-      <w:r>
-        <w:rPr>
-          <w:rFonts w:ascii="Times New Roman" w:hAnsi="Times New Roman" w:cs="Times New Roman"/>
-          <w:b/>
-          <w:bCs/>
-          <w:sz w:val="24"/>
-          <w:szCs w:val="24"/>
-        </w:rPr>
-        <w:t>(() =&gt; import('./</w:t>
-      </w:r>
-      <w:proofErr w:type="spellStart"/>
-      <w:r>
-        <w:rPr>
-          <w:rFonts w:ascii="Times New Roman" w:hAnsi="Times New Roman" w:cs="Times New Roman"/>
-          <w:b/>
-          <w:bCs/>
-          <w:sz w:val="24"/>
-          <w:szCs w:val="24"/>
-        </w:rPr>
-        <w:t>HomePage</w:t>
-      </w:r>
-      <w:proofErr w:type="spellEnd"/>
-      <w:r>
-        <w:rPr>
-          <w:rFonts w:ascii="Times New Roman" w:hAnsi="Times New Roman" w:cs="Times New Roman"/>
-          <w:b/>
-          <w:bCs/>
-          <w:sz w:val="24"/>
-          <w:szCs w:val="24"/>
-        </w:rPr>
-        <w:t>'));</w:t>
-      </w:r>
-    </w:p>
-    <w:p>
-      <w:pPr>
-        <w:rPr>
-          <w:rFonts w:ascii="Times New Roman" w:hAnsi="Times New Roman" w:cs="Times New Roman"/>
-          <w:b/>
-          <w:bCs/>
-          <w:sz w:val="24"/>
-          <w:szCs w:val="24"/>
-        </w:rPr>
-      </w:pPr>
-      <w:r>
-        <w:rPr>
-          <w:rFonts w:ascii="Times New Roman" w:hAnsi="Times New Roman" w:cs="Times New Roman"/>
-          <w:b/>
-          <w:bCs/>
-          <w:sz w:val="24"/>
-          <w:szCs w:val="24"/>
-        </w:rPr>
-        <w:lastRenderedPageBreak/>
+      <w:r>
+        <w:rPr>
+          <w:rFonts w:ascii="Times New Roman" w:hAnsi="Times New Roman" w:cs="Times New Roman"/>
+          <w:b/>
+          <w:bCs/>
+          <w:sz w:val="24"/>
+          <w:szCs w:val="24"/>
+        </w:rPr>
         <w:t xml:space="preserve">   const </w:t>
       </w:r>
       <w:proofErr w:type="spellStart"/>
@@ -19960,7 +20160,6 @@
           <w:sz w:val="24"/>
           <w:szCs w:val="24"/>
         </w:rPr>
-        <w:lastRenderedPageBreak/>
         <w:t>- **Faster Load Times:** Users only load the components they need, which can lead to quicker interactions.</w:t>
       </w:r>
     </w:p>
@@ -20242,6 +20441,7 @@
           <w:sz w:val="24"/>
           <w:szCs w:val="24"/>
         </w:rPr>
+        <w:lastRenderedPageBreak/>
         <w:tab/>
       </w:r>
       <w:r>
@@ -22286,6 +22486,155 @@
     </w:lvl>
   </w:abstractNum>
   <w:abstractNum w:abstractNumId="13" w15:restartNumberingAfterBreak="0">
+    <w:nsid w:val="290D1129"/>
+    <w:multiLevelType w:val="multilevel"/>
+    <w:tmpl w:val="06FEA0EA"/>
+    <w:lvl w:ilvl="0">
+      <w:start w:val="1"/>
+      <w:numFmt w:val="bullet"/>
+      <w:lvlText w:val=""/>
+      <w:lvlJc w:val="left"/>
+      <w:pPr>
+        <w:tabs>
+          <w:tab w:val="num" w:pos="720"/>
+        </w:tabs>
+        <w:ind w:left="720" w:hanging="360"/>
+      </w:pPr>
+      <w:rPr>
+        <w:rFonts w:ascii="Symbol" w:hAnsi="Symbol" w:hint="default"/>
+        <w:sz w:val="20"/>
+      </w:rPr>
+    </w:lvl>
+    <w:lvl w:ilvl="1" w:tentative="1">
+      <w:start w:val="1"/>
+      <w:numFmt w:val="bullet"/>
+      <w:lvlText w:val="o"/>
+      <w:lvlJc w:val="left"/>
+      <w:pPr>
+        <w:tabs>
+          <w:tab w:val="num" w:pos="1440"/>
+        </w:tabs>
+        <w:ind w:left="1440" w:hanging="360"/>
+      </w:pPr>
+      <w:rPr>
+        <w:rFonts w:ascii="Courier New" w:hAnsi="Courier New" w:hint="default"/>
+        <w:sz w:val="20"/>
+      </w:rPr>
+    </w:lvl>
+    <w:lvl w:ilvl="2" w:tentative="1">
+      <w:start w:val="1"/>
+      <w:numFmt w:val="bullet"/>
+      <w:lvlText w:val=""/>
+      <w:lvlJc w:val="left"/>
+      <w:pPr>
+        <w:tabs>
+          <w:tab w:val="num" w:pos="2160"/>
+        </w:tabs>
+        <w:ind w:left="2160" w:hanging="360"/>
+      </w:pPr>
+      <w:rPr>
+        <w:rFonts w:ascii="Wingdings" w:hAnsi="Wingdings" w:hint="default"/>
+        <w:sz w:val="20"/>
+      </w:rPr>
+    </w:lvl>
+    <w:lvl w:ilvl="3" w:tentative="1">
+      <w:start w:val="1"/>
+      <w:numFmt w:val="bullet"/>
+      <w:lvlText w:val=""/>
+      <w:lvlJc w:val="left"/>
+      <w:pPr>
+        <w:tabs>
+          <w:tab w:val="num" w:pos="2880"/>
+        </w:tabs>
+        <w:ind w:left="2880" w:hanging="360"/>
+      </w:pPr>
+      <w:rPr>
+        <w:rFonts w:ascii="Wingdings" w:hAnsi="Wingdings" w:hint="default"/>
+        <w:sz w:val="20"/>
+      </w:rPr>
+    </w:lvl>
+    <w:lvl w:ilvl="4" w:tentative="1">
+      <w:start w:val="1"/>
+      <w:numFmt w:val="bullet"/>
+      <w:lvlText w:val=""/>
+      <w:lvlJc w:val="left"/>
+      <w:pPr>
+        <w:tabs>
+          <w:tab w:val="num" w:pos="3600"/>
+        </w:tabs>
+        <w:ind w:left="3600" w:hanging="360"/>
+      </w:pPr>
+      <w:rPr>
+        <w:rFonts w:ascii="Wingdings" w:hAnsi="Wingdings" w:hint="default"/>
+        <w:sz w:val="20"/>
+      </w:rPr>
+    </w:lvl>
+    <w:lvl w:ilvl="5" w:tentative="1">
+      <w:start w:val="1"/>
+      <w:numFmt w:val="bullet"/>
+      <w:lvlText w:val=""/>
+      <w:lvlJc w:val="left"/>
+      <w:pPr>
+        <w:tabs>
+          <w:tab w:val="num" w:pos="4320"/>
+        </w:tabs>
+        <w:ind w:left="4320" w:hanging="360"/>
+      </w:pPr>
+      <w:rPr>
+        <w:rFonts w:ascii="Wingdings" w:hAnsi="Wingdings" w:hint="default"/>
+        <w:sz w:val="20"/>
+      </w:rPr>
+    </w:lvl>
+    <w:lvl w:ilvl="6" w:tentative="1">
+      <w:start w:val="1"/>
+      <w:numFmt w:val="bullet"/>
+      <w:lvlText w:val=""/>
+      <w:lvlJc w:val="left"/>
+      <w:pPr>
+        <w:tabs>
+          <w:tab w:val="num" w:pos="5040"/>
+        </w:tabs>
+        <w:ind w:left="5040" w:hanging="360"/>
+      </w:pPr>
+      <w:rPr>
+        <w:rFonts w:ascii="Wingdings" w:hAnsi="Wingdings" w:hint="default"/>
+        <w:sz w:val="20"/>
+      </w:rPr>
+    </w:lvl>
+    <w:lvl w:ilvl="7" w:tentative="1">
+      <w:start w:val="1"/>
+      <w:numFmt w:val="bullet"/>
+      <w:lvlText w:val=""/>
+      <w:lvlJc w:val="left"/>
+      <w:pPr>
+        <w:tabs>
+          <w:tab w:val="num" w:pos="5760"/>
+        </w:tabs>
+        <w:ind w:left="5760" w:hanging="360"/>
+      </w:pPr>
+      <w:rPr>
+        <w:rFonts w:ascii="Wingdings" w:hAnsi="Wingdings" w:hint="default"/>
+        <w:sz w:val="20"/>
+      </w:rPr>
+    </w:lvl>
+    <w:lvl w:ilvl="8" w:tentative="1">
+      <w:start w:val="1"/>
+      <w:numFmt w:val="bullet"/>
+      <w:lvlText w:val=""/>
+      <w:lvlJc w:val="left"/>
+      <w:pPr>
+        <w:tabs>
+          <w:tab w:val="num" w:pos="6480"/>
+        </w:tabs>
+        <w:ind w:left="6480" w:hanging="360"/>
+      </w:pPr>
+      <w:rPr>
+        <w:rFonts w:ascii="Wingdings" w:hAnsi="Wingdings" w:hint="default"/>
+        <w:sz w:val="20"/>
+      </w:rPr>
+    </w:lvl>
+  </w:abstractNum>
+  <w:abstractNum w:abstractNumId="14" w15:restartNumberingAfterBreak="0">
     <w:nsid w:val="29AB355D"/>
     <w:multiLevelType w:val="multilevel"/>
     <w:tmpl w:val="DB68DC7C"/>
@@ -22398,7 +22747,7 @@
       </w:pPr>
     </w:lvl>
   </w:abstractNum>
-  <w:abstractNum w:abstractNumId="14" w15:restartNumberingAfterBreak="0">
+  <w:abstractNum w:abstractNumId="15" w15:restartNumberingAfterBreak="0">
     <w:nsid w:val="29CC368E"/>
     <w:multiLevelType w:val="multilevel"/>
     <w:tmpl w:val="663CAADC"/>
@@ -22547,7 +22896,7 @@
       </w:rPr>
     </w:lvl>
   </w:abstractNum>
-  <w:abstractNum w:abstractNumId="15" w15:restartNumberingAfterBreak="0">
+  <w:abstractNum w:abstractNumId="16" w15:restartNumberingAfterBreak="0">
     <w:nsid w:val="2EB463B0"/>
     <w:multiLevelType w:val="multilevel"/>
     <w:tmpl w:val="2C1EE180"/>
@@ -22696,7 +23045,7 @@
       </w:rPr>
     </w:lvl>
   </w:abstractNum>
-  <w:abstractNum w:abstractNumId="16" w15:restartNumberingAfterBreak="0">
+  <w:abstractNum w:abstractNumId="17" w15:restartNumberingAfterBreak="0">
     <w:nsid w:val="32AB7B71"/>
     <w:multiLevelType w:val="multilevel"/>
     <w:tmpl w:val="02F6DD5A"/>
@@ -22845,7 +23194,7 @@
       </w:rPr>
     </w:lvl>
   </w:abstractNum>
-  <w:abstractNum w:abstractNumId="17" w15:restartNumberingAfterBreak="0">
+  <w:abstractNum w:abstractNumId="18" w15:restartNumberingAfterBreak="0">
     <w:nsid w:val="32F76717"/>
     <w:multiLevelType w:val="multilevel"/>
     <w:tmpl w:val="56F44374"/>
@@ -22994,7 +23343,7 @@
       </w:rPr>
     </w:lvl>
   </w:abstractNum>
-  <w:abstractNum w:abstractNumId="18" w15:restartNumberingAfterBreak="0">
+  <w:abstractNum w:abstractNumId="19" w15:restartNumberingAfterBreak="0">
     <w:nsid w:val="341704A1"/>
     <w:multiLevelType w:val="multilevel"/>
     <w:tmpl w:val="69F8DB1A"/>
@@ -23143,7 +23492,7 @@
       </w:rPr>
     </w:lvl>
   </w:abstractNum>
-  <w:abstractNum w:abstractNumId="19" w15:restartNumberingAfterBreak="0">
+  <w:abstractNum w:abstractNumId="20" w15:restartNumberingAfterBreak="0">
     <w:nsid w:val="373B21B1"/>
     <w:multiLevelType w:val="multilevel"/>
     <w:tmpl w:val="7310BFEE"/>
@@ -23292,7 +23641,7 @@
       </w:rPr>
     </w:lvl>
   </w:abstractNum>
-  <w:abstractNum w:abstractNumId="20" w15:restartNumberingAfterBreak="0">
+  <w:abstractNum w:abstractNumId="21" w15:restartNumberingAfterBreak="0">
     <w:nsid w:val="38E448AD"/>
     <w:multiLevelType w:val="hybridMultilevel"/>
     <w:tmpl w:val="AA54E940"/>
@@ -23405,7 +23754,7 @@
       </w:rPr>
     </w:lvl>
   </w:abstractNum>
-  <w:abstractNum w:abstractNumId="21" w15:restartNumberingAfterBreak="0">
+  <w:abstractNum w:abstractNumId="22" w15:restartNumberingAfterBreak="0">
     <w:nsid w:val="46502507"/>
     <w:multiLevelType w:val="multilevel"/>
     <w:tmpl w:val="740C6646"/>
@@ -23554,7 +23903,7 @@
       </w:rPr>
     </w:lvl>
   </w:abstractNum>
-  <w:abstractNum w:abstractNumId="22" w15:restartNumberingAfterBreak="0">
+  <w:abstractNum w:abstractNumId="23" w15:restartNumberingAfterBreak="0">
     <w:nsid w:val="46C53FAF"/>
     <w:multiLevelType w:val="multilevel"/>
     <w:tmpl w:val="4EE41468"/>
@@ -23703,7 +24052,7 @@
       </w:rPr>
     </w:lvl>
   </w:abstractNum>
-  <w:abstractNum w:abstractNumId="23" w15:restartNumberingAfterBreak="0">
+  <w:abstractNum w:abstractNumId="24" w15:restartNumberingAfterBreak="0">
     <w:nsid w:val="471C31B8"/>
     <w:multiLevelType w:val="multilevel"/>
     <w:tmpl w:val="2D9E6594"/>
@@ -23852,7 +24201,7 @@
       </w:rPr>
     </w:lvl>
   </w:abstractNum>
-  <w:abstractNum w:abstractNumId="24" w15:restartNumberingAfterBreak="0">
+  <w:abstractNum w:abstractNumId="25" w15:restartNumberingAfterBreak="0">
     <w:nsid w:val="47DA3E56"/>
     <w:multiLevelType w:val="multilevel"/>
     <w:tmpl w:val="696E3884"/>
@@ -24001,7 +24350,7 @@
       </w:rPr>
     </w:lvl>
   </w:abstractNum>
-  <w:abstractNum w:abstractNumId="25" w15:restartNumberingAfterBreak="0">
+  <w:abstractNum w:abstractNumId="26" w15:restartNumberingAfterBreak="0">
     <w:nsid w:val="49FC07D1"/>
     <w:multiLevelType w:val="multilevel"/>
     <w:tmpl w:val="330250DA"/>
@@ -24150,7 +24499,7 @@
       </w:rPr>
     </w:lvl>
   </w:abstractNum>
-  <w:abstractNum w:abstractNumId="26" w15:restartNumberingAfterBreak="0">
+  <w:abstractNum w:abstractNumId="27" w15:restartNumberingAfterBreak="0">
     <w:nsid w:val="500F10C5"/>
     <w:multiLevelType w:val="multilevel"/>
     <w:tmpl w:val="4EE41468"/>
@@ -24299,7 +24648,7 @@
       </w:rPr>
     </w:lvl>
   </w:abstractNum>
-  <w:abstractNum w:abstractNumId="27" w15:restartNumberingAfterBreak="0">
+  <w:abstractNum w:abstractNumId="28" w15:restartNumberingAfterBreak="0">
     <w:nsid w:val="50BD19E4"/>
     <w:multiLevelType w:val="multilevel"/>
     <w:tmpl w:val="EF52C504"/>
@@ -24448,7 +24797,7 @@
       </w:rPr>
     </w:lvl>
   </w:abstractNum>
-  <w:abstractNum w:abstractNumId="28" w15:restartNumberingAfterBreak="0">
+  <w:abstractNum w:abstractNumId="29" w15:restartNumberingAfterBreak="0">
     <w:nsid w:val="512B1D5E"/>
     <w:multiLevelType w:val="multilevel"/>
     <w:tmpl w:val="4EE41468"/>
@@ -24597,7 +24946,7 @@
       </w:rPr>
     </w:lvl>
   </w:abstractNum>
-  <w:abstractNum w:abstractNumId="29" w15:restartNumberingAfterBreak="0">
+  <w:abstractNum w:abstractNumId="30" w15:restartNumberingAfterBreak="0">
     <w:nsid w:val="56C05514"/>
     <w:multiLevelType w:val="multilevel"/>
     <w:tmpl w:val="76563394"/>
@@ -24746,7 +25095,7 @@
       </w:rPr>
     </w:lvl>
   </w:abstractNum>
-  <w:abstractNum w:abstractNumId="30" w15:restartNumberingAfterBreak="0">
+  <w:abstractNum w:abstractNumId="31" w15:restartNumberingAfterBreak="0">
     <w:nsid w:val="59EE56D4"/>
     <w:multiLevelType w:val="multilevel"/>
     <w:tmpl w:val="B5843EAC"/>
@@ -24895,7 +25244,7 @@
       </w:rPr>
     </w:lvl>
   </w:abstractNum>
-  <w:abstractNum w:abstractNumId="31" w15:restartNumberingAfterBreak="0">
+  <w:abstractNum w:abstractNumId="32" w15:restartNumberingAfterBreak="0">
     <w:nsid w:val="5DBD6191"/>
     <w:multiLevelType w:val="multilevel"/>
     <w:tmpl w:val="8586E096"/>
@@ -25044,7 +25393,7 @@
       </w:rPr>
     </w:lvl>
   </w:abstractNum>
-  <w:abstractNum w:abstractNumId="32" w15:restartNumberingAfterBreak="0">
+  <w:abstractNum w:abstractNumId="33" w15:restartNumberingAfterBreak="0">
     <w:nsid w:val="691B796D"/>
     <w:multiLevelType w:val="multilevel"/>
     <w:tmpl w:val="3A66D486"/>
@@ -25193,7 +25542,7 @@
       </w:rPr>
     </w:lvl>
   </w:abstractNum>
-  <w:abstractNum w:abstractNumId="33" w15:restartNumberingAfterBreak="0">
+  <w:abstractNum w:abstractNumId="34" w15:restartNumberingAfterBreak="0">
     <w:nsid w:val="69DC6516"/>
     <w:multiLevelType w:val="multilevel"/>
     <w:tmpl w:val="79E6FD5C"/>
@@ -25342,7 +25691,7 @@
       </w:rPr>
     </w:lvl>
   </w:abstractNum>
-  <w:abstractNum w:abstractNumId="34" w15:restartNumberingAfterBreak="0">
+  <w:abstractNum w:abstractNumId="35" w15:restartNumberingAfterBreak="0">
     <w:nsid w:val="6EB146C9"/>
     <w:multiLevelType w:val="multilevel"/>
     <w:tmpl w:val="C34E1E32"/>
@@ -25491,7 +25840,7 @@
       </w:rPr>
     </w:lvl>
   </w:abstractNum>
-  <w:abstractNum w:abstractNumId="35" w15:restartNumberingAfterBreak="0">
+  <w:abstractNum w:abstractNumId="36" w15:restartNumberingAfterBreak="0">
     <w:nsid w:val="70140E60"/>
     <w:multiLevelType w:val="multilevel"/>
     <w:tmpl w:val="4EE41468"/>
@@ -25640,7 +25989,7 @@
       </w:rPr>
     </w:lvl>
   </w:abstractNum>
-  <w:abstractNum w:abstractNumId="36" w15:restartNumberingAfterBreak="0">
+  <w:abstractNum w:abstractNumId="37" w15:restartNumberingAfterBreak="0">
     <w:nsid w:val="70716DF0"/>
     <w:multiLevelType w:val="multilevel"/>
     <w:tmpl w:val="AA76E1BA"/>
@@ -25789,7 +26138,7 @@
       </w:rPr>
     </w:lvl>
   </w:abstractNum>
-  <w:abstractNum w:abstractNumId="37" w15:restartNumberingAfterBreak="0">
+  <w:abstractNum w:abstractNumId="38" w15:restartNumberingAfterBreak="0">
     <w:nsid w:val="70B4049A"/>
     <w:multiLevelType w:val="multilevel"/>
     <w:tmpl w:val="87D44BDA"/>
@@ -25938,7 +26287,7 @@
       </w:rPr>
     </w:lvl>
   </w:abstractNum>
-  <w:abstractNum w:abstractNumId="38" w15:restartNumberingAfterBreak="0">
+  <w:abstractNum w:abstractNumId="39" w15:restartNumberingAfterBreak="0">
     <w:nsid w:val="729D3761"/>
     <w:multiLevelType w:val="hybridMultilevel"/>
     <w:tmpl w:val="6B9A894A"/>
@@ -26051,7 +26400,7 @@
       </w:rPr>
     </w:lvl>
   </w:abstractNum>
-  <w:abstractNum w:abstractNumId="39" w15:restartNumberingAfterBreak="0">
+  <w:abstractNum w:abstractNumId="40" w15:restartNumberingAfterBreak="0">
     <w:nsid w:val="72EC2B39"/>
     <w:multiLevelType w:val="multilevel"/>
     <w:tmpl w:val="BF1635B6"/>
@@ -26200,7 +26549,7 @@
       </w:rPr>
     </w:lvl>
   </w:abstractNum>
-  <w:abstractNum w:abstractNumId="40" w15:restartNumberingAfterBreak="0">
+  <w:abstractNum w:abstractNumId="41" w15:restartNumberingAfterBreak="0">
     <w:nsid w:val="737779B4"/>
     <w:multiLevelType w:val="hybridMultilevel"/>
     <w:tmpl w:val="8758CABC"/>
@@ -26286,7 +26635,7 @@
       </w:pPr>
     </w:lvl>
   </w:abstractNum>
-  <w:abstractNum w:abstractNumId="41" w15:restartNumberingAfterBreak="0">
+  <w:abstractNum w:abstractNumId="42" w15:restartNumberingAfterBreak="0">
     <w:nsid w:val="74DD2133"/>
     <w:multiLevelType w:val="multilevel"/>
     <w:tmpl w:val="AF5ABCDA"/>
@@ -26435,7 +26784,7 @@
       </w:rPr>
     </w:lvl>
   </w:abstractNum>
-  <w:abstractNum w:abstractNumId="42" w15:restartNumberingAfterBreak="0">
+  <w:abstractNum w:abstractNumId="43" w15:restartNumberingAfterBreak="0">
     <w:nsid w:val="75311D7D"/>
     <w:multiLevelType w:val="multilevel"/>
     <w:tmpl w:val="11C63E3A"/>
@@ -26584,7 +26933,7 @@
       </w:rPr>
     </w:lvl>
   </w:abstractNum>
-  <w:abstractNum w:abstractNumId="43" w15:restartNumberingAfterBreak="0">
+  <w:abstractNum w:abstractNumId="44" w15:restartNumberingAfterBreak="0">
     <w:nsid w:val="76A55987"/>
     <w:multiLevelType w:val="multilevel"/>
     <w:tmpl w:val="4EE41468"/>
@@ -26733,7 +27082,7 @@
       </w:rPr>
     </w:lvl>
   </w:abstractNum>
-  <w:abstractNum w:abstractNumId="44" w15:restartNumberingAfterBreak="0">
+  <w:abstractNum w:abstractNumId="45" w15:restartNumberingAfterBreak="0">
     <w:nsid w:val="775301D0"/>
     <w:multiLevelType w:val="multilevel"/>
     <w:tmpl w:val="530A2C06"/>
@@ -26882,7 +27231,7 @@
       </w:rPr>
     </w:lvl>
   </w:abstractNum>
-  <w:abstractNum w:abstractNumId="45" w15:restartNumberingAfterBreak="0">
+  <w:abstractNum w:abstractNumId="46" w15:restartNumberingAfterBreak="0">
     <w:nsid w:val="7E765791"/>
     <w:multiLevelType w:val="multilevel"/>
     <w:tmpl w:val="5B146E3A"/>
@@ -27031,7 +27380,7 @@
       </w:rPr>
     </w:lvl>
   </w:abstractNum>
-  <w:abstractNum w:abstractNumId="46" w15:restartNumberingAfterBreak="0">
+  <w:abstractNum w:abstractNumId="47" w15:restartNumberingAfterBreak="0">
     <w:nsid w:val="7EA0086C"/>
     <w:multiLevelType w:val="hybridMultilevel"/>
     <w:tmpl w:val="20BAF5D2"/>
@@ -27121,7 +27470,7 @@
     </w:lvl>
   </w:abstractNum>
   <w:num w:numId="1" w16cid:durableId="933822630">
-    <w:abstractNumId w:val="40"/>
+    <w:abstractNumId w:val="41"/>
   </w:num>
   <w:num w:numId="2" w16cid:durableId="2066179081">
     <w:abstractNumId w:val="5"/>
@@ -27130,103 +27479,103 @@
     <w:abstractNumId w:val="11"/>
   </w:num>
   <w:num w:numId="4" w16cid:durableId="1521698796">
-    <w:abstractNumId w:val="46"/>
+    <w:abstractNumId w:val="47"/>
   </w:num>
   <w:num w:numId="5" w16cid:durableId="2016030489">
     <w:abstractNumId w:val="3"/>
   </w:num>
   <w:num w:numId="6" w16cid:durableId="1440418045">
-    <w:abstractNumId w:val="38"/>
+    <w:abstractNumId w:val="39"/>
   </w:num>
   <w:num w:numId="7" w16cid:durableId="961426098">
-    <w:abstractNumId w:val="15"/>
+    <w:abstractNumId w:val="16"/>
   </w:num>
   <w:num w:numId="8" w16cid:durableId="2005162568">
-    <w:abstractNumId w:val="39"/>
+    <w:abstractNumId w:val="40"/>
   </w:num>
   <w:num w:numId="9" w16cid:durableId="594289184">
     <w:abstractNumId w:val="12"/>
   </w:num>
   <w:num w:numId="10" w16cid:durableId="1203709936">
-    <w:abstractNumId w:val="32"/>
+    <w:abstractNumId w:val="33"/>
   </w:num>
   <w:num w:numId="11" w16cid:durableId="1112867284">
-    <w:abstractNumId w:val="24"/>
+    <w:abstractNumId w:val="25"/>
   </w:num>
   <w:num w:numId="12" w16cid:durableId="1500926001">
     <w:abstractNumId w:val="10"/>
   </w:num>
   <w:num w:numId="13" w16cid:durableId="1471819980">
-    <w:abstractNumId w:val="20"/>
+    <w:abstractNumId w:val="21"/>
   </w:num>
   <w:num w:numId="14" w16cid:durableId="287005103">
+    <w:abstractNumId w:val="18"/>
+  </w:num>
+  <w:num w:numId="15" w16cid:durableId="483132121">
+    <w:abstractNumId w:val="37"/>
+  </w:num>
+  <w:num w:numId="16" w16cid:durableId="783117002">
+    <w:abstractNumId w:val="32"/>
+  </w:num>
+  <w:num w:numId="17" w16cid:durableId="1035084378">
     <w:abstractNumId w:val="17"/>
   </w:num>
-  <w:num w:numId="15" w16cid:durableId="483132121">
+  <w:num w:numId="18" w16cid:durableId="109446013">
+    <w:abstractNumId w:val="22"/>
+  </w:num>
+  <w:num w:numId="19" w16cid:durableId="591084479">
     <w:abstractNumId w:val="36"/>
   </w:num>
-  <w:num w:numId="16" w16cid:durableId="783117002">
-    <w:abstractNumId w:val="31"/>
-  </w:num>
-  <w:num w:numId="17" w16cid:durableId="1035084378">
-    <w:abstractNumId w:val="16"/>
-  </w:num>
-  <w:num w:numId="18" w16cid:durableId="109446013">
-    <w:abstractNumId w:val="21"/>
-  </w:num>
-  <w:num w:numId="19" w16cid:durableId="591084479">
-    <w:abstractNumId w:val="35"/>
-  </w:num>
   <w:num w:numId="20" w16cid:durableId="1364020853">
-    <w:abstractNumId w:val="43"/>
+    <w:abstractNumId w:val="44"/>
   </w:num>
   <w:num w:numId="21" w16cid:durableId="1554388518">
-    <w:abstractNumId w:val="22"/>
+    <w:abstractNumId w:val="23"/>
   </w:num>
   <w:num w:numId="22" w16cid:durableId="589656116">
-    <w:abstractNumId w:val="28"/>
+    <w:abstractNumId w:val="29"/>
   </w:num>
   <w:num w:numId="23" w16cid:durableId="139004535">
-    <w:abstractNumId w:val="26"/>
+    <w:abstractNumId w:val="27"/>
   </w:num>
   <w:num w:numId="24" w16cid:durableId="808210842">
-    <w:abstractNumId w:val="14"/>
+    <w:abstractNumId w:val="15"/>
   </w:num>
   <w:num w:numId="25" w16cid:durableId="1035470138">
     <w:abstractNumId w:val="1"/>
   </w:num>
   <w:num w:numId="26" w16cid:durableId="397939280">
-    <w:abstractNumId w:val="13"/>
+    <w:abstractNumId w:val="14"/>
   </w:num>
   <w:num w:numId="27" w16cid:durableId="309362226">
-    <w:abstractNumId w:val="25"/>
+    <w:abstractNumId w:val="26"/>
   </w:num>
   <w:num w:numId="28" w16cid:durableId="1477331017">
-    <w:abstractNumId w:val="27"/>
+    <w:abstractNumId w:val="28"/>
   </w:num>
   <w:num w:numId="29" w16cid:durableId="153111162">
-    <w:abstractNumId w:val="29"/>
+    <w:abstractNumId w:val="30"/>
   </w:num>
   <w:num w:numId="30" w16cid:durableId="322516414">
     <w:abstractNumId w:val="4"/>
   </w:num>
   <w:num w:numId="31" w16cid:durableId="605426425">
-    <w:abstractNumId w:val="44"/>
+    <w:abstractNumId w:val="45"/>
   </w:num>
   <w:num w:numId="32" w16cid:durableId="1477256827">
-    <w:abstractNumId w:val="41"/>
+    <w:abstractNumId w:val="42"/>
   </w:num>
   <w:num w:numId="33" w16cid:durableId="806052768">
-    <w:abstractNumId w:val="37"/>
+    <w:abstractNumId w:val="38"/>
   </w:num>
   <w:num w:numId="34" w16cid:durableId="1637028335">
-    <w:abstractNumId w:val="42"/>
+    <w:abstractNumId w:val="43"/>
   </w:num>
   <w:num w:numId="35" w16cid:durableId="925117677">
-    <w:abstractNumId w:val="33"/>
+    <w:abstractNumId w:val="34"/>
   </w:num>
   <w:num w:numId="36" w16cid:durableId="1480534232">
-    <w:abstractNumId w:val="19"/>
+    <w:abstractNumId w:val="20"/>
   </w:num>
   <w:num w:numId="37" w16cid:durableId="1519352106">
     <w:abstractNumId w:val="8"/>
@@ -27235,7 +27584,7 @@
     <w:abstractNumId w:val="0"/>
   </w:num>
   <w:num w:numId="39" w16cid:durableId="18630113">
-    <w:abstractNumId w:val="18"/>
+    <w:abstractNumId w:val="19"/>
   </w:num>
   <w:num w:numId="40" w16cid:durableId="1689064836">
     <w:abstractNumId w:val="9"/>
@@ -27244,22 +27593,25 @@
     <w:abstractNumId w:val="6"/>
   </w:num>
   <w:num w:numId="42" w16cid:durableId="1962805395">
-    <w:abstractNumId w:val="34"/>
+    <w:abstractNumId w:val="35"/>
   </w:num>
   <w:num w:numId="43" w16cid:durableId="1364404431">
     <w:abstractNumId w:val="7"/>
   </w:num>
   <w:num w:numId="44" w16cid:durableId="883714348">
-    <w:abstractNumId w:val="23"/>
+    <w:abstractNumId w:val="24"/>
   </w:num>
   <w:num w:numId="45" w16cid:durableId="593366476">
-    <w:abstractNumId w:val="45"/>
+    <w:abstractNumId w:val="46"/>
   </w:num>
   <w:num w:numId="46" w16cid:durableId="1213811299">
     <w:abstractNumId w:val="2"/>
   </w:num>
   <w:num w:numId="47" w16cid:durableId="1708529101">
-    <w:abstractNumId w:val="30"/>
+    <w:abstractNumId w:val="31"/>
+  </w:num>
+  <w:num w:numId="48" w16cid:durableId="1871989827">
+    <w:abstractNumId w:val="13"/>
   </w:num>
 </w:numbering>
 </file>
